--- a/Lecture 00 - Intro/Spring2026_DATASCI_530_Syllabus.docx
+++ b/Lecture 00 - Intro/Spring2026_DATASCI_530_Syllabus.docx
@@ -191,37 +191,12 @@
           <w:lang w:val="fr-FR"/>
         </w:rPr>
       </w:pPr>
-      <w:proofErr w:type="gramStart"/>
       <w:r>
         <w:rPr>
           <w:rFonts w:ascii="Segoe UI Light" w:hAnsi="Segoe UI Light" w:cs="Segoe UI Light"/>
           <w:lang w:val="fr-FR"/>
         </w:rPr>
-        <w:t>Office:</w:t>
-      </w:r>
-      <w:proofErr w:type="gramEnd"/>
-      <w:r>
-        <w:rPr>
-          <w:rFonts w:ascii="Segoe UI Light" w:hAnsi="Segoe UI Light" w:cs="Segoe UI Light"/>
-          <w:lang w:val="fr-FR"/>
-        </w:rPr>
-        <w:t xml:space="preserve"> Psychology and </w:t>
-      </w:r>
-      <w:proofErr w:type="spellStart"/>
-      <w:r>
-        <w:rPr>
-          <w:rFonts w:ascii="Segoe UI Light" w:hAnsi="Segoe UI Light" w:cs="Segoe UI Light"/>
-          <w:lang w:val="fr-FR"/>
-        </w:rPr>
-        <w:t>Interdisciplinary</w:t>
-      </w:r>
-      <w:proofErr w:type="spellEnd"/>
-      <w:r>
-        <w:rPr>
-          <w:rFonts w:ascii="Segoe UI Light" w:hAnsi="Segoe UI Light" w:cs="Segoe UI Light"/>
-          <w:lang w:val="fr-FR"/>
-        </w:rPr>
-        <w:t xml:space="preserve"> Sciences (PAIS), </w:t>
+        <w:t xml:space="preserve">Office: Psychology and Interdisciplinary Sciences (PAIS), </w:t>
       </w:r>
       <w:r>
         <w:rPr>
@@ -483,25 +458,7 @@
           <w:sz w:val="22"/>
           <w:szCs w:val="22"/>
         </w:rPr>
-        <w:t xml:space="preserve">) know how to </w:t>
-      </w:r>
-      <w:proofErr w:type="gramStart"/>
-      <w:r>
-        <w:rPr>
-          <w:rFonts w:ascii="Segoe UI Light" w:hAnsi="Segoe UI Light" w:cs="Segoe UI Light"/>
-          <w:sz w:val="22"/>
-          <w:szCs w:val="22"/>
-        </w:rPr>
-        <w:t>make  reproducible</w:t>
-      </w:r>
-      <w:proofErr w:type="gramEnd"/>
-      <w:r>
-        <w:rPr>
-          <w:rFonts w:ascii="Segoe UI Light" w:hAnsi="Segoe UI Light" w:cs="Segoe UI Light"/>
-          <w:sz w:val="22"/>
-          <w:szCs w:val="22"/>
-        </w:rPr>
-        <w:t xml:space="preserve"> </w:t>
+        <w:t xml:space="preserve">) know how to make  reproducible </w:t>
       </w:r>
       <w:r>
         <w:rPr>
@@ -517,25 +474,7 @@
           <w:sz w:val="22"/>
           <w:szCs w:val="22"/>
         </w:rPr>
-        <w:t>by understanding from the development and source control to the deployment. Students would primarily write code in Jupyter/</w:t>
-      </w:r>
-      <w:proofErr w:type="spellStart"/>
-      <w:r>
-        <w:rPr>
-          <w:rFonts w:ascii="Segoe UI Light" w:hAnsi="Segoe UI Light" w:cs="Segoe UI Light"/>
-          <w:sz w:val="22"/>
-          <w:szCs w:val="22"/>
-        </w:rPr>
-        <w:t>IPython</w:t>
-      </w:r>
-      <w:proofErr w:type="spellEnd"/>
-      <w:r>
-        <w:rPr>
-          <w:rFonts w:ascii="Segoe UI Light" w:hAnsi="Segoe UI Light" w:cs="Segoe UI Light"/>
-          <w:sz w:val="22"/>
-          <w:szCs w:val="22"/>
-        </w:rPr>
-        <w:t xml:space="preserve"> notebooks. Most of the computing exercises will be based on Python</w:t>
+        <w:t>by understanding from the development and source control to the deployment. Students would primarily write code in Jupyter/IPython notebooks. Most of the computing exercises will be based on Python</w:t>
       </w:r>
       <w:r>
         <w:rPr>
@@ -588,35 +527,7 @@
         <w:rPr>
           <w:rFonts w:ascii="Segoe UI Light" w:hAnsi="Segoe UI Light" w:cs="Segoe UI Light"/>
         </w:rPr>
-        <w:t xml:space="preserve">The class will be entirely based </w:t>
-      </w:r>
-      <w:proofErr w:type="gramStart"/>
-      <w:r>
-        <w:rPr>
-          <w:rFonts w:ascii="Segoe UI Light" w:hAnsi="Segoe UI Light" w:cs="Segoe UI Light"/>
-        </w:rPr>
-        <w:t>off of</w:t>
-      </w:r>
-      <w:proofErr w:type="gramEnd"/>
-      <w:r>
-        <w:rPr>
-          <w:rFonts w:ascii="Segoe UI Light" w:hAnsi="Segoe UI Light" w:cs="Segoe UI Light"/>
-        </w:rPr>
-        <w:t xml:space="preserve"> lectures provided by the instructor for each class and stored in the following </w:t>
-      </w:r>
-      <w:proofErr w:type="spellStart"/>
-      <w:r>
-        <w:rPr>
-          <w:rFonts w:ascii="Segoe UI Light" w:hAnsi="Segoe UI Light" w:cs="Segoe UI Light"/>
-        </w:rPr>
-        <w:t>Github</w:t>
-      </w:r>
-      <w:proofErr w:type="spellEnd"/>
-      <w:r>
-        <w:rPr>
-          <w:rFonts w:ascii="Segoe UI Light" w:hAnsi="Segoe UI Light" w:cs="Segoe UI Light"/>
-        </w:rPr>
-        <w:t xml:space="preserve"> repository:</w:t>
+        <w:t>The class will be entirely based off of lectures provided by the instructor for each class and stored in the following Github repository:</w:t>
       </w:r>
     </w:p>
     <w:p>
@@ -838,33 +749,15 @@
           <w:sz w:val="22"/>
           <w:szCs w:val="22"/>
         </w:rPr>
-        <w:t xml:space="preserve">[FPP] Foundations of Python </w:t>
-      </w:r>
-      <w:proofErr w:type="gramStart"/>
-      <w:r>
-        <w:rPr>
-          <w:rFonts w:ascii="Segoe UI Light" w:hAnsi="Segoe UI Light" w:cs="Segoe UI Light"/>
-          <w:sz w:val="22"/>
-          <w:szCs w:val="22"/>
-        </w:rPr>
-        <w:t xml:space="preserve">Programming </w:t>
-      </w:r>
-      <w:r>
-        <w:rPr>
-          <w:rFonts w:ascii="Segoe UI Light" w:hAnsi="Segoe UI Light" w:cs="Segoe UI Light"/>
-          <w:sz w:val="22"/>
-          <w:szCs w:val="22"/>
-        </w:rPr>
-        <w:t xml:space="preserve"> --------</w:t>
-      </w:r>
-      <w:proofErr w:type="gramEnd"/>
-      <w:r>
-        <w:rPr>
-          <w:rFonts w:ascii="Segoe UI Light" w:hAnsi="Segoe UI Light" w:cs="Segoe UI Light"/>
-          <w:sz w:val="22"/>
-          <w:szCs w:val="22"/>
-        </w:rPr>
-        <w:t xml:space="preserve"> </w:t>
+        <w:t xml:space="preserve">[FPP] Foundations of Python Programming </w:t>
+      </w:r>
+      <w:r>
+        <w:rPr>
+          <w:rFonts w:ascii="Segoe UI Light" w:hAnsi="Segoe UI Light" w:cs="Segoe UI Light"/>
+          <w:sz w:val="22"/>
+          <w:szCs w:val="22"/>
+        </w:rPr>
+        <w:t xml:space="preserve"> -------- </w:t>
       </w:r>
     </w:p>
     <w:p>
@@ -1303,25 +1196,7 @@
           <w:sz w:val="22"/>
           <w:szCs w:val="22"/>
         </w:rPr>
-        <w:t xml:space="preserve">6 </w:t>
-      </w:r>
-      <w:proofErr w:type="spellStart"/>
-      <w:r>
-        <w:rPr>
-          <w:rFonts w:ascii="Segoe UI Light" w:hAnsi="Segoe UI Light" w:cs="Segoe UI Light"/>
-          <w:sz w:val="22"/>
-          <w:szCs w:val="22"/>
-        </w:rPr>
-        <w:t>homeworks</w:t>
-      </w:r>
-      <w:proofErr w:type="spellEnd"/>
-      <w:r>
-        <w:rPr>
-          <w:rFonts w:ascii="Segoe UI Light" w:hAnsi="Segoe UI Light" w:cs="Segoe UI Light"/>
-          <w:sz w:val="22"/>
-          <w:szCs w:val="22"/>
-        </w:rPr>
-        <w:t>, worth 10% each</w:t>
+        <w:t>6 homeworks, worth 10% each</w:t>
       </w:r>
       <w:r>
         <w:rPr>
@@ -1342,7 +1217,6 @@
           <w:szCs w:val="22"/>
         </w:rPr>
       </w:pPr>
-      <w:proofErr w:type="gramStart"/>
       <w:r>
         <w:rPr>
           <w:rFonts w:ascii="Segoe UI Light" w:hAnsi="Segoe UI Light" w:cs="Segoe UI Light"/>
@@ -1357,25 +1231,7 @@
           <w:sz w:val="22"/>
           <w:szCs w:val="22"/>
         </w:rPr>
-        <w:t>self</w:t>
-      </w:r>
-      <w:proofErr w:type="gramEnd"/>
-      <w:r>
-        <w:rPr>
-          <w:rFonts w:ascii="Segoe UI Light" w:hAnsi="Segoe UI Light" w:cs="Segoe UI Light"/>
-          <w:sz w:val="22"/>
-          <w:szCs w:val="22"/>
-        </w:rPr>
-        <w:t xml:space="preserve">-directed </w:t>
-      </w:r>
-      <w:proofErr w:type="gramStart"/>
-      <w:r>
-        <w:rPr>
-          <w:rFonts w:ascii="Segoe UI Light" w:hAnsi="Segoe UI Light" w:cs="Segoe UI Light"/>
-          <w:sz w:val="22"/>
-          <w:szCs w:val="22"/>
-        </w:rPr>
-        <w:t xml:space="preserve">projects </w:t>
+        <w:t xml:space="preserve">self-directed projects </w:t>
       </w:r>
       <w:r>
         <w:rPr>
@@ -1401,7 +1257,6 @@
         </w:rPr>
         <w:t>%)</w:t>
       </w:r>
-      <w:proofErr w:type="gramEnd"/>
     </w:p>
     <w:p>
       <w:pPr>
@@ -2095,21 +1950,7 @@
         <w:rPr>
           <w:rFonts w:ascii="Segoe UI Light" w:hAnsi="Segoe UI Light" w:cs="Segoe UI Light"/>
         </w:rPr>
-        <w:t xml:space="preserve">Throughout the semester, I will keep the Canvas gradebook up to date so that you have an ongoing understanding of where your grades fall </w:t>
-      </w:r>
-      <w:proofErr w:type="gramStart"/>
-      <w:r>
-        <w:rPr>
-          <w:rFonts w:ascii="Segoe UI Light" w:hAnsi="Segoe UI Light" w:cs="Segoe UI Light"/>
-        </w:rPr>
-        <w:t>in</w:t>
-      </w:r>
-      <w:proofErr w:type="gramEnd"/>
-      <w:r>
-        <w:rPr>
-          <w:rFonts w:ascii="Segoe UI Light" w:hAnsi="Segoe UI Light" w:cs="Segoe UI Light"/>
-        </w:rPr>
-        <w:t xml:space="preserve"> this scale.</w:t>
+        <w:t>Throughout the semester, I will keep the Canvas gradebook up to date so that you have an ongoing understanding of where your grades fall in this scale.</w:t>
       </w:r>
     </w:p>
     <w:p>
@@ -2168,25 +2009,7 @@
           <w:szCs w:val="22"/>
         </w:rPr>
         <w:lastRenderedPageBreak/>
-        <w:t xml:space="preserve">content or conduct of an examination knowing that the release of such information is not allowed and 2) plagiarizing, whether intentionally or unintentionally, in any assignment. For the activities that </w:t>
-      </w:r>
-      <w:proofErr w:type="gramStart"/>
-      <w:r>
-        <w:rPr>
-          <w:rFonts w:ascii="Segoe UI Light" w:hAnsi="Segoe UI Light" w:cs="Segoe UI Light"/>
-          <w:sz w:val="22"/>
-          <w:szCs w:val="22"/>
-        </w:rPr>
-        <w:t>are considered to be</w:t>
-      </w:r>
-      <w:proofErr w:type="gramEnd"/>
-      <w:r>
-        <w:rPr>
-          <w:rFonts w:ascii="Segoe UI Light" w:hAnsi="Segoe UI Light" w:cs="Segoe UI Light"/>
-          <w:sz w:val="22"/>
-          <w:szCs w:val="22"/>
-        </w:rPr>
-        <w:t xml:space="preserve"> academically dishonest, refer to the Honor Code: </w:t>
+        <w:t xml:space="preserve">content or conduct of an examination knowing that the release of such information is not allowed and 2) plagiarizing, whether intentionally or unintentionally, in any assignment. For the activities that are considered to be academically dishonest, refer to the Honor Code: </w:t>
       </w:r>
     </w:p>
     <w:p>
@@ -2317,25 +2140,7 @@
           <w:sz w:val="22"/>
           <w:szCs w:val="22"/>
         </w:rPr>
-        <w:t xml:space="preserve">. Once registration is finalized, students must request accommodation needs to be communicated or facilitated. Students are expected to give two weeks’ notice of the need for </w:t>
-      </w:r>
-      <w:proofErr w:type="gramStart"/>
-      <w:r>
-        <w:rPr>
-          <w:rFonts w:ascii="Segoe UI Light" w:hAnsi="Segoe UI Light" w:cs="Segoe UI Light"/>
-          <w:sz w:val="22"/>
-          <w:szCs w:val="22"/>
-        </w:rPr>
-        <w:t>accommodations</w:t>
-      </w:r>
-      <w:proofErr w:type="gramEnd"/>
-      <w:r>
-        <w:rPr>
-          <w:rFonts w:ascii="Segoe UI Light" w:hAnsi="Segoe UI Light" w:cs="Segoe UI Light"/>
-          <w:sz w:val="22"/>
-          <w:szCs w:val="22"/>
-        </w:rPr>
-        <w:t xml:space="preserve"> for any class activities including the exams. For more information, please see </w:t>
+        <w:t xml:space="preserve">. Once registration is finalized, students must request accommodation needs to be communicated or facilitated. Students are expected to give two weeks’ notice of the need for accommodations for any class activities including the exams. For more information, please see </w:t>
       </w:r>
       <w:hyperlink r:id="rId14" w:history="1">
         <w:r>
@@ -3090,39 +2895,8 @@
                 <w:sz w:val="22"/>
                 <w:szCs w:val="22"/>
               </w:rPr>
-              <w:t xml:space="preserve">Boolean Types, </w:t>
-            </w:r>
-            <w:proofErr w:type="spellStart"/>
-            <w:r>
-              <w:rPr>
-                <w:rFonts w:ascii="Segoe UI Light" w:hAnsi="Segoe UI Light" w:cs="Segoe UI Light"/>
-                <w:color w:val="000000"/>
-                <w:sz w:val="22"/>
-                <w:szCs w:val="22"/>
-              </w:rPr>
-              <w:t>Ifelse</w:t>
-            </w:r>
-            <w:proofErr w:type="spellEnd"/>
-            <w:r>
-              <w:rPr>
-                <w:rFonts w:ascii="Segoe UI Light" w:hAnsi="Segoe UI Light" w:cs="Segoe UI Light"/>
-                <w:color w:val="000000"/>
-                <w:sz w:val="22"/>
-                <w:szCs w:val="22"/>
-              </w:rPr>
-              <w:t xml:space="preserve">, Data </w:t>
-            </w:r>
-            <w:proofErr w:type="spellStart"/>
-            <w:r>
-              <w:rPr>
-                <w:rFonts w:ascii="Segoe UI Light" w:hAnsi="Segoe UI Light" w:cs="Segoe UI Light"/>
-                <w:color w:val="000000"/>
-                <w:sz w:val="22"/>
-                <w:szCs w:val="22"/>
-              </w:rPr>
-              <w:t>Subsetting</w:t>
-            </w:r>
-            <w:proofErr w:type="spellEnd"/>
+              <w:t>Boolean Types, Ifelse, Data Subsetting</w:t>
+            </w:r>
           </w:p>
         </w:tc>
       </w:tr>
@@ -3142,6 +2916,7 @@
             </w:tcBorders>
             <w:shd w:val="clear" w:color="000000" w:fill="FFFFFF"/>
             <w:vAlign w:val="center"/>
+            <w:hideMark/>
           </w:tcPr>
           <w:p>
             <w:pPr>
@@ -3164,7 +2939,7 @@
                 <w:sz w:val="22"/>
                 <w:szCs w:val="22"/>
               </w:rPr>
-              <w:t> Week 3</w:t>
+              <w:t>Week 3</w:t>
             </w:r>
           </w:p>
         </w:tc>
@@ -3178,6 +2953,7 @@
               <w:right w:val="nil"/>
             </w:tcBorders>
             <w:vAlign w:val="center"/>
+            <w:hideMark/>
           </w:tcPr>
           <w:p>
             <w:pPr>
@@ -3229,6 +3005,15 @@
                 <w:szCs w:val="22"/>
               </w:rPr>
             </w:pPr>
+            <w:r>
+              <w:rPr>
+                <w:rFonts w:ascii="Segoe UI Light" w:hAnsi="Segoe UI Light" w:cs="Segoe UI Light"/>
+                <w:color w:val="000000"/>
+                <w:sz w:val="22"/>
+                <w:szCs w:val="22"/>
+              </w:rPr>
+              <w:t>3</w:t>
+            </w:r>
           </w:p>
         </w:tc>
         <w:tc>
@@ -3241,6 +3026,7 @@
               <w:right w:val="single" w:sz="8" w:space="0" w:color="auto"/>
             </w:tcBorders>
             <w:vAlign w:val="center"/>
+            <w:hideMark/>
           </w:tcPr>
           <w:p>
             <w:pPr>
@@ -3255,11 +3041,11 @@
             <w:r>
               <w:rPr>
                 <w:rFonts w:ascii="Segoe UI Light" w:hAnsi="Segoe UI Light" w:cs="Segoe UI Light"/>
-                <w:color w:val="4472C4" w:themeColor="accent1"/>
-                <w:sz w:val="22"/>
-                <w:szCs w:val="22"/>
-              </w:rPr>
-              <w:t>Assignment 1 due (10 p.m.)</w:t>
+                <w:color w:val="000000"/>
+                <w:sz w:val="22"/>
+                <w:szCs w:val="22"/>
+              </w:rPr>
+              <w:t>Recoding, and aggregating variables</w:t>
             </w:r>
           </w:p>
         </w:tc>
@@ -3280,7 +3066,6 @@
             </w:tcBorders>
             <w:shd w:val="clear" w:color="000000" w:fill="FFFFFF"/>
             <w:vAlign w:val="center"/>
-            <w:hideMark/>
           </w:tcPr>
           <w:p>
             <w:pPr>
@@ -3294,6 +3079,17 @@
                 <w:szCs w:val="22"/>
               </w:rPr>
             </w:pPr>
+            <w:r>
+              <w:rPr>
+                <w:rFonts w:ascii="Segoe UI Light" w:hAnsi="Segoe UI Light" w:cs="Segoe UI Light"/>
+                <w:b/>
+                <w:bCs/>
+                <w:color w:val="000000"/>
+                <w:sz w:val="22"/>
+                <w:szCs w:val="22"/>
+              </w:rPr>
+              <w:t> </w:t>
+            </w:r>
           </w:p>
         </w:tc>
         <w:tc>
@@ -3306,7 +3102,6 @@
               <w:right w:val="nil"/>
             </w:tcBorders>
             <w:vAlign w:val="center"/>
-            <w:hideMark/>
           </w:tcPr>
           <w:p>
             <w:pPr>
@@ -3325,16 +3120,7 @@
                 <w:sz w:val="22"/>
                 <w:szCs w:val="22"/>
               </w:rPr>
-              <w:t>10</w:t>
-            </w:r>
-            <w:r>
-              <w:rPr>
-                <w:rFonts w:ascii="Segoe UI Light" w:hAnsi="Segoe UI Light" w:cs="Segoe UI Light"/>
-                <w:color w:val="000000"/>
-                <w:sz w:val="22"/>
-                <w:szCs w:val="22"/>
-              </w:rPr>
-              <w:t>-Sep</w:t>
+              <w:t>8-Sep</w:t>
             </w:r>
           </w:p>
         </w:tc>
@@ -3358,15 +3144,6 @@
                 <w:szCs w:val="22"/>
               </w:rPr>
             </w:pPr>
-            <w:r>
-              <w:rPr>
-                <w:rFonts w:ascii="Segoe UI Light" w:hAnsi="Segoe UI Light" w:cs="Segoe UI Light"/>
-                <w:color w:val="000000"/>
-                <w:sz w:val="22"/>
-                <w:szCs w:val="22"/>
-              </w:rPr>
-              <w:t>3</w:t>
-            </w:r>
           </w:p>
         </w:tc>
         <w:tc>
@@ -3379,7 +3156,6 @@
               <w:right w:val="single" w:sz="8" w:space="0" w:color="auto"/>
             </w:tcBorders>
             <w:vAlign w:val="center"/>
-            <w:hideMark/>
           </w:tcPr>
           <w:p>
             <w:pPr>
@@ -3394,11 +3170,11 @@
             <w:r>
               <w:rPr>
                 <w:rFonts w:ascii="Segoe UI Light" w:hAnsi="Segoe UI Light" w:cs="Segoe UI Light"/>
-                <w:color w:val="000000"/>
-                <w:sz w:val="22"/>
-                <w:szCs w:val="22"/>
-              </w:rPr>
-              <w:t>Recoding, and aggregating variables</w:t>
+                <w:color w:val="4472C4" w:themeColor="accent1"/>
+                <w:sz w:val="22"/>
+                <w:szCs w:val="22"/>
+              </w:rPr>
+              <w:t>Assignment 1 due (10 p.m.)</w:t>
             </w:r>
           </w:p>
         </w:tc>
@@ -3475,25 +3251,7 @@
                 <w:sz w:val="22"/>
                 <w:szCs w:val="22"/>
               </w:rPr>
-              <w:t>1</w:t>
-            </w:r>
-            <w:r>
-              <w:rPr>
-                <w:rFonts w:ascii="Segoe UI Light" w:hAnsi="Segoe UI Light" w:cs="Segoe UI Light"/>
-                <w:color w:val="000000"/>
-                <w:sz w:val="22"/>
-                <w:szCs w:val="22"/>
-              </w:rPr>
-              <w:t>4</w:t>
-            </w:r>
-            <w:r>
-              <w:rPr>
-                <w:rFonts w:ascii="Segoe UI Light" w:hAnsi="Segoe UI Light" w:cs="Segoe UI Light"/>
-                <w:color w:val="000000"/>
-                <w:sz w:val="22"/>
-                <w:szCs w:val="22"/>
-              </w:rPr>
-              <w:t>-Sep</w:t>
+              <w:t>10-Sep</w:t>
             </w:r>
           </w:p>
         </w:tc>
@@ -3677,16 +3435,7 @@
                 <w:sz w:val="22"/>
                 <w:szCs w:val="22"/>
               </w:rPr>
-              <w:t>1</w:t>
-            </w:r>
-            <w:r>
-              <w:rPr>
-                <w:rFonts w:ascii="Segoe UI Light" w:hAnsi="Segoe UI Light" w:cs="Segoe UI Light"/>
-                <w:color w:val="000000"/>
-                <w:sz w:val="22"/>
-                <w:szCs w:val="22"/>
-              </w:rPr>
-              <w:t>5</w:t>
+              <w:t>15</w:t>
             </w:r>
             <w:r>
               <w:rPr>
@@ -3832,7 +3581,7 @@
                 <w:sz w:val="22"/>
                 <w:szCs w:val="22"/>
               </w:rPr>
-              <w:t>6</w:t>
+              <w:t>5</w:t>
             </w:r>
             <w:r>
               <w:rPr>
@@ -3972,16 +3721,7 @@
                 <w:sz w:val="22"/>
                 <w:szCs w:val="22"/>
               </w:rPr>
-              <w:t>1</w:t>
-            </w:r>
-            <w:r>
-              <w:rPr>
-                <w:rFonts w:ascii="Segoe UI Light" w:hAnsi="Segoe UI Light" w:cs="Segoe UI Light"/>
-                <w:color w:val="000000"/>
-                <w:sz w:val="22"/>
-                <w:szCs w:val="22"/>
-              </w:rPr>
-              <w:t>7</w:t>
+              <w:t>17</w:t>
             </w:r>
             <w:r>
               <w:rPr>
@@ -4131,16 +3871,7 @@
                 <w:sz w:val="22"/>
                 <w:szCs w:val="22"/>
               </w:rPr>
-              <w:t>2</w:t>
-            </w:r>
-            <w:r>
-              <w:rPr>
-                <w:rFonts w:ascii="Segoe UI Light" w:hAnsi="Segoe UI Light" w:cs="Segoe UI Light"/>
-                <w:color w:val="000000"/>
-                <w:sz w:val="22"/>
-                <w:szCs w:val="22"/>
-              </w:rPr>
-              <w:t>2</w:t>
+              <w:t>22</w:t>
             </w:r>
             <w:r>
               <w:rPr>
@@ -4244,15 +3975,6 @@
                 <w:szCs w:val="22"/>
               </w:rPr>
             </w:pPr>
-            <w:r>
-              <w:rPr>
-                <w:rFonts w:ascii="Segoe UI Light" w:hAnsi="Segoe UI Light" w:cs="Segoe UI Light"/>
-                <w:color w:val="000000"/>
-                <w:sz w:val="22"/>
-                <w:szCs w:val="22"/>
-              </w:rPr>
-              <w:t> </w:t>
-            </w:r>
           </w:p>
         </w:tc>
         <w:tc>
@@ -4410,6 +4132,15 @@
               </w:rPr>
               <w:t>Week 6</w:t>
             </w:r>
+            <w:r>
+              <w:rPr>
+                <w:rFonts w:ascii="Segoe UI Light" w:hAnsi="Segoe UI Light" w:cs="Segoe UI Light"/>
+                <w:color w:val="000000"/>
+                <w:sz w:val="22"/>
+                <w:szCs w:val="22"/>
+              </w:rPr>
+              <w:t> </w:t>
+            </w:r>
           </w:p>
         </w:tc>
         <w:tc>
@@ -4523,7 +4254,45 @@
                 <w:sz w:val="22"/>
                 <w:szCs w:val="22"/>
               </w:rPr>
-              <w:t>Time Series, Pivoting, and Panel Data</w:t>
+              <w:t>Regular Expressions and Text Wrangling</w:t>
+            </w:r>
+          </w:p>
+          <w:p>
+            <w:pPr>
+              <w:jc w:val="both"/>
+              <w:rPr>
+                <w:rFonts w:ascii="Segoe UI Light" w:hAnsi="Segoe UI Light" w:cs="Segoe UI Light"/>
+                <w:color w:val="000000"/>
+                <w:sz w:val="22"/>
+                <w:szCs w:val="22"/>
+              </w:rPr>
+            </w:pPr>
+            <w:r>
+              <w:rPr>
+                <w:rFonts w:ascii="Segoe UI Light" w:hAnsi="Segoe UI Light" w:cs="Segoe UI Light"/>
+                <w:b/>
+                <w:bCs/>
+                <w:color w:val="70AD47" w:themeColor="accent6"/>
+              </w:rPr>
+              <w:t xml:space="preserve">(No class, Self-Study, Video </w:t>
+            </w:r>
+            <w:r>
+              <w:rPr>
+                <w:rFonts w:ascii="Segoe UI Light" w:hAnsi="Segoe UI Light" w:cs="Segoe UI Light"/>
+                <w:b/>
+                <w:bCs/>
+                <w:color w:val="70AD47" w:themeColor="accent6"/>
+              </w:rPr>
+              <w:t>Recording</w:t>
+            </w:r>
+            <w:r>
+              <w:rPr>
+                <w:rFonts w:ascii="Segoe UI Light" w:hAnsi="Segoe UI Light" w:cs="Segoe UI Light"/>
+                <w:b/>
+                <w:bCs/>
+                <w:color w:val="70AD47" w:themeColor="accent6"/>
+              </w:rPr>
+              <w:t>)</w:t>
             </w:r>
           </w:p>
         </w:tc>
@@ -4543,6 +4312,7 @@
               <w:right w:val="nil"/>
             </w:tcBorders>
             <w:vAlign w:val="center"/>
+            <w:hideMark/>
           </w:tcPr>
           <w:p>
             <w:pPr>
@@ -4574,6 +4344,7 @@
               <w:right w:val="nil"/>
             </w:tcBorders>
             <w:vAlign w:val="center"/>
+            <w:hideMark/>
           </w:tcPr>
           <w:p>
             <w:pPr>
@@ -4588,29 +4359,11 @@
             <w:r>
               <w:rPr>
                 <w:rFonts w:ascii="Segoe UI Light" w:hAnsi="Segoe UI Light" w:cs="Segoe UI Light"/>
-                <w:color w:val="0070C0"/>
-                <w:sz w:val="22"/>
-                <w:szCs w:val="22"/>
-              </w:rPr>
-              <w:t>30</w:t>
-            </w:r>
-            <w:r>
-              <w:rPr>
-                <w:rFonts w:ascii="Segoe UI Light" w:hAnsi="Segoe UI Light" w:cs="Segoe UI Light"/>
-                <w:color w:val="0070C0"/>
-                <w:sz w:val="22"/>
-                <w:szCs w:val="22"/>
-              </w:rPr>
-              <w:t>-</w:t>
-            </w:r>
-            <w:r>
-              <w:rPr>
-                <w:rFonts w:ascii="Segoe UI Light" w:hAnsi="Segoe UI Light" w:cs="Segoe UI Light"/>
-                <w:color w:val="0070C0"/>
-                <w:sz w:val="22"/>
-                <w:szCs w:val="22"/>
-              </w:rPr>
-              <w:t>Sep</w:t>
+                <w:color w:val="000000"/>
+                <w:sz w:val="22"/>
+                <w:szCs w:val="22"/>
+              </w:rPr>
+              <w:t>1-Oct</w:t>
             </w:r>
           </w:p>
         </w:tc>
@@ -4629,11 +4382,20 @@
               <w:jc w:val="center"/>
               <w:rPr>
                 <w:rFonts w:ascii="Segoe UI Light" w:hAnsi="Segoe UI Light" w:cs="Segoe UI Light"/>
-                <w:color w:val="0070C0"/>
-                <w:sz w:val="22"/>
-                <w:szCs w:val="22"/>
-              </w:rPr>
-            </w:pPr>
+                <w:color w:val="000000"/>
+                <w:sz w:val="22"/>
+                <w:szCs w:val="22"/>
+              </w:rPr>
+            </w:pPr>
+            <w:r>
+              <w:rPr>
+                <w:rFonts w:ascii="Segoe UI Light" w:hAnsi="Segoe UI Light" w:cs="Segoe UI Light"/>
+                <w:color w:val="000000"/>
+                <w:sz w:val="22"/>
+                <w:szCs w:val="22"/>
+              </w:rPr>
+              <w:t>10</w:t>
+            </w:r>
           </w:p>
         </w:tc>
         <w:tc>
@@ -4646,6 +4408,7 @@
               <w:right w:val="single" w:sz="8" w:space="0" w:color="auto"/>
             </w:tcBorders>
             <w:vAlign w:val="center"/>
+            <w:hideMark/>
           </w:tcPr>
           <w:p>
             <w:pPr>
@@ -4660,30 +4423,23 @@
             <w:r>
               <w:rPr>
                 <w:rFonts w:ascii="Segoe UI Light" w:hAnsi="Segoe UI Light" w:cs="Segoe UI Light"/>
-                <w:color w:val="0070C0"/>
-                <w:sz w:val="22"/>
-                <w:szCs w:val="22"/>
-              </w:rPr>
-              <w:t xml:space="preserve">Assignment </w:t>
-            </w:r>
-            <w:r>
-              <w:rPr>
-                <w:rFonts w:ascii="Segoe UI Light" w:hAnsi="Segoe UI Light" w:cs="Segoe UI Light"/>
-                <w:color w:val="0070C0"/>
-                <w:sz w:val="22"/>
-                <w:szCs w:val="22"/>
-              </w:rPr>
-              <w:t>3</w:t>
-            </w:r>
-            <w:r>
-              <w:rPr>
-                <w:rFonts w:ascii="Segoe UI Light" w:hAnsi="Segoe UI Light" w:cs="Segoe UI Light"/>
-                <w:color w:val="0070C0"/>
-                <w:sz w:val="22"/>
-                <w:szCs w:val="22"/>
-              </w:rPr>
-              <w:t xml:space="preserve"> due (10 p.m.)</w:t>
-            </w:r>
+                <w:color w:val="000000"/>
+                <w:sz w:val="22"/>
+                <w:szCs w:val="22"/>
+              </w:rPr>
+              <w:t>Time Series, Pivoting, and Panel Data</w:t>
+            </w:r>
+          </w:p>
+          <w:p>
+            <w:pPr>
+              <w:jc w:val="both"/>
+              <w:rPr>
+                <w:rFonts w:ascii="Segoe UI Light" w:hAnsi="Segoe UI Light" w:cs="Segoe UI Light"/>
+                <w:color w:val="000000"/>
+                <w:sz w:val="22"/>
+                <w:szCs w:val="22"/>
+              </w:rPr>
+            </w:pPr>
           </w:p>
         </w:tc>
       </w:tr>
@@ -4702,26 +4458,16 @@
               <w:right w:val="nil"/>
             </w:tcBorders>
             <w:vAlign w:val="center"/>
-            <w:hideMark/>
-          </w:tcPr>
-          <w:p>
-            <w:pPr>
-              <w:rPr>
-                <w:rFonts w:ascii="Segoe UI Light" w:hAnsi="Segoe UI Light" w:cs="Segoe UI Light"/>
-                <w:color w:val="000000"/>
-                <w:sz w:val="22"/>
-                <w:szCs w:val="22"/>
-              </w:rPr>
-            </w:pPr>
-            <w:r>
-              <w:rPr>
-                <w:rFonts w:ascii="Segoe UI Light" w:hAnsi="Segoe UI Light" w:cs="Segoe UI Light"/>
-                <w:color w:val="000000"/>
-                <w:sz w:val="22"/>
-                <w:szCs w:val="22"/>
-              </w:rPr>
-              <w:t> </w:t>
-            </w:r>
+          </w:tcPr>
+          <w:p>
+            <w:pPr>
+              <w:rPr>
+                <w:rFonts w:ascii="Segoe UI Light" w:hAnsi="Segoe UI Light" w:cs="Segoe UI Light"/>
+                <w:color w:val="000000"/>
+                <w:sz w:val="22"/>
+                <w:szCs w:val="22"/>
+              </w:rPr>
+            </w:pPr>
           </w:p>
         </w:tc>
         <w:tc>
@@ -4734,7 +4480,6 @@
               <w:right w:val="nil"/>
             </w:tcBorders>
             <w:vAlign w:val="center"/>
-            <w:hideMark/>
           </w:tcPr>
           <w:p>
             <w:pPr>
@@ -4749,20 +4494,11 @@
             <w:r>
               <w:rPr>
                 <w:rFonts w:ascii="Segoe UI Light" w:hAnsi="Segoe UI Light" w:cs="Segoe UI Light"/>
-                <w:color w:val="000000"/>
-                <w:sz w:val="22"/>
-                <w:szCs w:val="22"/>
-              </w:rPr>
-              <w:t>1</w:t>
-            </w:r>
-            <w:r>
-              <w:rPr>
-                <w:rFonts w:ascii="Segoe UI Light" w:hAnsi="Segoe UI Light" w:cs="Segoe UI Light"/>
-                <w:color w:val="000000"/>
-                <w:sz w:val="22"/>
-                <w:szCs w:val="22"/>
-              </w:rPr>
-              <w:t>-Oct</w:t>
+                <w:color w:val="0070C0"/>
+                <w:sz w:val="22"/>
+                <w:szCs w:val="22"/>
+              </w:rPr>
+              <w:t>30-Sep</w:t>
             </w:r>
           </w:p>
         </w:tc>
@@ -4786,15 +4522,6 @@
                 <w:szCs w:val="22"/>
               </w:rPr>
             </w:pPr>
-            <w:r>
-              <w:rPr>
-                <w:rFonts w:ascii="Segoe UI Light" w:hAnsi="Segoe UI Light" w:cs="Segoe UI Light"/>
-                <w:color w:val="000000"/>
-                <w:sz w:val="22"/>
-                <w:szCs w:val="22"/>
-              </w:rPr>
-              <w:t>10</w:t>
-            </w:r>
           </w:p>
         </w:tc>
         <w:tc>
@@ -4807,7 +4534,6 @@
               <w:right w:val="single" w:sz="8" w:space="0" w:color="auto"/>
             </w:tcBorders>
             <w:vAlign w:val="center"/>
-            <w:hideMark/>
           </w:tcPr>
           <w:p>
             <w:pPr>
@@ -4822,11 +4548,11 @@
             <w:r>
               <w:rPr>
                 <w:rFonts w:ascii="Segoe UI Light" w:hAnsi="Segoe UI Light" w:cs="Segoe UI Light"/>
-                <w:color w:val="000000"/>
-                <w:sz w:val="22"/>
-                <w:szCs w:val="22"/>
-              </w:rPr>
-              <w:t>Regular Expressions and Text Wrangling</w:t>
+                <w:color w:val="0070C0"/>
+                <w:sz w:val="22"/>
+                <w:szCs w:val="22"/>
+              </w:rPr>
+              <w:t>Assignment 3 due (10 p.m.)</w:t>
             </w:r>
           </w:p>
         </w:tc>
@@ -4869,18 +4595,7 @@
                 <w:sz w:val="22"/>
                 <w:szCs w:val="22"/>
               </w:rPr>
-              <w:t xml:space="preserve">Module 3: </w:t>
-            </w:r>
-            <w:r>
-              <w:rPr>
-                <w:rFonts w:ascii="Segoe UI Light" w:hAnsi="Segoe UI Light" w:cs="Segoe UI Light"/>
-                <w:b/>
-                <w:bCs/>
-                <w:color w:val="000000"/>
-                <w:sz w:val="22"/>
-                <w:szCs w:val="22"/>
-              </w:rPr>
-              <w:t>Model Deployment</w:t>
+              <w:t>Module 3: Model Deployment</w:t>
             </w:r>
           </w:p>
         </w:tc>
@@ -4957,16 +4672,7 @@
                 <w:sz w:val="22"/>
                 <w:szCs w:val="22"/>
               </w:rPr>
-              <w:t>6</w:t>
-            </w:r>
-            <w:r>
-              <w:rPr>
-                <w:rFonts w:ascii="Segoe UI Light" w:hAnsi="Segoe UI Light" w:cs="Segoe UI Light"/>
-                <w:color w:val="000000"/>
-                <w:sz w:val="22"/>
-                <w:szCs w:val="22"/>
-              </w:rPr>
-              <w:t>-Oct</w:t>
+              <w:t>6-Oct</w:t>
             </w:r>
           </w:p>
         </w:tc>
@@ -5087,12 +4793,16 @@
               <w:bottom w:val="single" w:sz="8" w:space="0" w:color="auto"/>
               <w:right w:val="nil"/>
             </w:tcBorders>
-            <w:vAlign w:val="bottom"/>
-          </w:tcPr>
-          <w:p>
-            <w:pPr>
-              <w:rPr>
-                <w:rFonts w:ascii="Calibri" w:hAnsi="Calibri" w:cs="Calibri"/>
+            <w:shd w:val="clear" w:color="000000" w:fill="FFFFFF"/>
+            <w:vAlign w:val="center"/>
+          </w:tcPr>
+          <w:p>
+            <w:pPr>
+              <w:jc w:val="both"/>
+              <w:rPr>
+                <w:rFonts w:ascii="Segoe UI Light" w:hAnsi="Segoe UI Light" w:cs="Segoe UI Light"/>
+                <w:b/>
+                <w:bCs/>
                 <w:color w:val="000000"/>
                 <w:sz w:val="22"/>
                 <w:szCs w:val="22"/>
@@ -5128,7 +4838,7 @@
                 <w:sz w:val="22"/>
                 <w:szCs w:val="22"/>
               </w:rPr>
-              <w:t>7</w:t>
+              <w:t>9</w:t>
             </w:r>
             <w:r>
               <w:rPr>
@@ -5222,15 +4932,6 @@
                 <w:szCs w:val="22"/>
               </w:rPr>
             </w:pPr>
-            <w:r>
-              <w:rPr>
-                <w:rFonts w:ascii="Calibri" w:hAnsi="Calibri" w:cs="Calibri"/>
-                <w:color w:val="000000"/>
-                <w:sz w:val="22"/>
-                <w:szCs w:val="22"/>
-              </w:rPr>
-              <w:t> </w:t>
-            </w:r>
           </w:p>
         </w:tc>
         <w:tc>
@@ -5262,16 +4963,7 @@
                 <w:sz w:val="22"/>
                 <w:szCs w:val="22"/>
               </w:rPr>
-              <w:t>8</w:t>
-            </w:r>
-            <w:r>
-              <w:rPr>
-                <w:rFonts w:ascii="Segoe UI Light" w:hAnsi="Segoe UI Light" w:cs="Segoe UI Light"/>
-                <w:color w:val="000000"/>
-                <w:sz w:val="22"/>
-                <w:szCs w:val="22"/>
-              </w:rPr>
-              <w:t>-Oct</w:t>
+              <w:t>8-Oct</w:t>
             </w:r>
           </w:p>
         </w:tc>
@@ -5449,25 +5141,7 @@
                 <w:sz w:val="22"/>
                 <w:szCs w:val="22"/>
               </w:rPr>
-              <w:t>1</w:t>
-            </w:r>
-            <w:r>
-              <w:rPr>
-                <w:rFonts w:ascii="Segoe UI Light" w:hAnsi="Segoe UI Light" w:cs="Segoe UI Light"/>
-                <w:color w:val="000000"/>
-                <w:sz w:val="22"/>
-                <w:szCs w:val="22"/>
-              </w:rPr>
-              <w:t>3</w:t>
-            </w:r>
-            <w:r>
-              <w:rPr>
-                <w:rFonts w:ascii="Segoe UI Light" w:hAnsi="Segoe UI Light" w:cs="Segoe UI Light"/>
-                <w:color w:val="000000"/>
-                <w:sz w:val="22"/>
-                <w:szCs w:val="22"/>
-              </w:rPr>
-              <w:t>-Oct</w:t>
+              <w:t>13-Oct</w:t>
             </w:r>
           </w:p>
         </w:tc>
@@ -5525,18 +5199,7 @@
                 <w:sz w:val="22"/>
                 <w:szCs w:val="22"/>
               </w:rPr>
-              <w:t xml:space="preserve">FALL BREAK </w:t>
-            </w:r>
-            <w:r>
-              <w:rPr>
-                <w:rFonts w:ascii="Segoe UI Light" w:hAnsi="Segoe UI Light" w:cs="Segoe UI Light"/>
-                <w:b/>
-                <w:bCs/>
-                <w:color w:val="70AD47" w:themeColor="accent6"/>
-                <w:sz w:val="22"/>
-                <w:szCs w:val="22"/>
-              </w:rPr>
-              <w:t>(No Class, No Office Hours)</w:t>
+              <w:t>FALL BREAK (No Class, No Office Hours)</w:t>
             </w:r>
           </w:p>
         </w:tc>
@@ -5571,17 +5234,6 @@
                 <w:szCs w:val="22"/>
               </w:rPr>
             </w:pPr>
-            <w:r>
-              <w:rPr>
-                <w:rFonts w:ascii="Segoe UI Light" w:hAnsi="Segoe UI Light" w:cs="Segoe UI Light"/>
-                <w:b/>
-                <w:bCs/>
-                <w:color w:val="000000"/>
-                <w:sz w:val="22"/>
-                <w:szCs w:val="22"/>
-              </w:rPr>
-              <w:t> </w:t>
-            </w:r>
           </w:p>
         </w:tc>
         <w:tc>
@@ -5613,25 +5265,7 @@
                 <w:sz w:val="22"/>
                 <w:szCs w:val="22"/>
               </w:rPr>
-              <w:t>1</w:t>
-            </w:r>
-            <w:r>
-              <w:rPr>
-                <w:rFonts w:ascii="Segoe UI Light" w:hAnsi="Segoe UI Light" w:cs="Segoe UI Light"/>
-                <w:color w:val="000000"/>
-                <w:sz w:val="22"/>
-                <w:szCs w:val="22"/>
-              </w:rPr>
-              <w:t>5</w:t>
-            </w:r>
-            <w:r>
-              <w:rPr>
-                <w:rFonts w:ascii="Segoe UI Light" w:hAnsi="Segoe UI Light" w:cs="Segoe UI Light"/>
-                <w:color w:val="000000"/>
-                <w:sz w:val="22"/>
-                <w:szCs w:val="22"/>
-              </w:rPr>
-              <w:t>-Oct</w:t>
+              <w:t>15-Oct</w:t>
             </w:r>
           </w:p>
         </w:tc>
@@ -5771,25 +5405,7 @@
                 <w:sz w:val="22"/>
                 <w:szCs w:val="22"/>
               </w:rPr>
-              <w:t>2</w:t>
-            </w:r>
-            <w:r>
-              <w:rPr>
-                <w:rFonts w:ascii="Segoe UI Light" w:hAnsi="Segoe UI Light" w:cs="Segoe UI Light"/>
-                <w:color w:val="000000"/>
-                <w:sz w:val="22"/>
-                <w:szCs w:val="22"/>
-              </w:rPr>
-              <w:t>0</w:t>
-            </w:r>
-            <w:r>
-              <w:rPr>
-                <w:rFonts w:ascii="Segoe UI Light" w:hAnsi="Segoe UI Light" w:cs="Segoe UI Light"/>
-                <w:color w:val="000000"/>
-                <w:sz w:val="22"/>
-                <w:szCs w:val="22"/>
-              </w:rPr>
-              <w:t>-Oct</w:t>
+              <w:t>20-Oct</w:t>
             </w:r>
           </w:p>
         </w:tc>
@@ -5820,16 +5436,7 @@
                 <w:sz w:val="22"/>
                 <w:szCs w:val="22"/>
               </w:rPr>
-              <w:t>1</w:t>
-            </w:r>
-            <w:r>
-              <w:rPr>
-                <w:rFonts w:ascii="Segoe UI Light" w:hAnsi="Segoe UI Light" w:cs="Segoe UI Light"/>
-                <w:color w:val="000000"/>
-                <w:sz w:val="22"/>
-                <w:szCs w:val="22"/>
-              </w:rPr>
-              <w:t>4</w:t>
+              <w:t>14</w:t>
             </w:r>
           </w:p>
         </w:tc>
@@ -5862,16 +5469,7 @@
                 <w:sz w:val="22"/>
                 <w:szCs w:val="22"/>
               </w:rPr>
-              <w:t xml:space="preserve">Example 1: </w:t>
-            </w:r>
-            <w:r>
-              <w:rPr>
-                <w:rFonts w:ascii="Segoe UI Light" w:hAnsi="Segoe UI Light" w:cs="Segoe UI Light"/>
-                <w:color w:val="000000"/>
-                <w:sz w:val="22"/>
-                <w:szCs w:val="22"/>
-              </w:rPr>
-              <w:t>Regression Trees and Random Forests</w:t>
+              <w:t>Example 1: Regression Trees and Random Forests</w:t>
             </w:r>
           </w:p>
         </w:tc>
@@ -5935,25 +5533,7 @@
                 <w:sz w:val="22"/>
                 <w:szCs w:val="22"/>
               </w:rPr>
-              <w:t>2</w:t>
-            </w:r>
-            <w:r>
-              <w:rPr>
-                <w:rFonts w:ascii="Segoe UI Light" w:hAnsi="Segoe UI Light" w:cs="Segoe UI Light"/>
-                <w:color w:val="0070C0"/>
-                <w:sz w:val="22"/>
-                <w:szCs w:val="22"/>
-              </w:rPr>
-              <w:t>1</w:t>
-            </w:r>
-            <w:r>
-              <w:rPr>
-                <w:rFonts w:ascii="Segoe UI Light" w:hAnsi="Segoe UI Light" w:cs="Segoe UI Light"/>
-                <w:color w:val="0070C0"/>
-                <w:sz w:val="22"/>
-                <w:szCs w:val="22"/>
-              </w:rPr>
-              <w:t>-Oct</w:t>
+              <w:t>23-Oct</w:t>
             </w:r>
           </w:p>
         </w:tc>
@@ -6042,17 +5622,6 @@
                 <w:szCs w:val="22"/>
               </w:rPr>
             </w:pPr>
-            <w:r>
-              <w:rPr>
-                <w:rFonts w:ascii="Segoe UI Light" w:hAnsi="Segoe UI Light" w:cs="Segoe UI Light"/>
-                <w:b/>
-                <w:bCs/>
-                <w:color w:val="000000"/>
-                <w:sz w:val="22"/>
-                <w:szCs w:val="22"/>
-              </w:rPr>
-              <w:t> </w:t>
-            </w:r>
           </w:p>
         </w:tc>
         <w:tc>
@@ -6084,25 +5653,7 @@
                 <w:sz w:val="22"/>
                 <w:szCs w:val="22"/>
               </w:rPr>
-              <w:t>2</w:t>
-            </w:r>
-            <w:r>
-              <w:rPr>
-                <w:rFonts w:ascii="Segoe UI Light" w:hAnsi="Segoe UI Light" w:cs="Segoe UI Light"/>
-                <w:color w:val="000000"/>
-                <w:sz w:val="22"/>
-                <w:szCs w:val="22"/>
-              </w:rPr>
-              <w:t>2</w:t>
-            </w:r>
-            <w:r>
-              <w:rPr>
-                <w:rFonts w:ascii="Segoe UI Light" w:hAnsi="Segoe UI Light" w:cs="Segoe UI Light"/>
-                <w:color w:val="000000"/>
-                <w:sz w:val="22"/>
-                <w:szCs w:val="22"/>
-              </w:rPr>
-              <w:t>-Oct</w:t>
+              <w:t>22-Oct</w:t>
             </w:r>
           </w:p>
         </w:tc>
@@ -6240,25 +5791,7 @@
                 <w:sz w:val="22"/>
                 <w:szCs w:val="22"/>
               </w:rPr>
-              <w:t>2</w:t>
-            </w:r>
-            <w:r>
-              <w:rPr>
-                <w:rFonts w:ascii="Segoe UI Light" w:hAnsi="Segoe UI Light" w:cs="Segoe UI Light"/>
-                <w:color w:val="000000"/>
-                <w:sz w:val="22"/>
-                <w:szCs w:val="22"/>
-              </w:rPr>
-              <w:t>7</w:t>
-            </w:r>
-            <w:r>
-              <w:rPr>
-                <w:rFonts w:ascii="Segoe UI Light" w:hAnsi="Segoe UI Light" w:cs="Segoe UI Light"/>
-                <w:color w:val="000000"/>
-                <w:sz w:val="22"/>
-                <w:szCs w:val="22"/>
-              </w:rPr>
-              <w:t>-Oct</w:t>
+              <w:t>27-Oct</w:t>
             </w:r>
           </w:p>
         </w:tc>
@@ -6396,16 +5929,7 @@
                 <w:sz w:val="22"/>
                 <w:szCs w:val="22"/>
               </w:rPr>
-              <w:t>29</w:t>
-            </w:r>
-            <w:r>
-              <w:rPr>
-                <w:rFonts w:ascii="Segoe UI Light" w:hAnsi="Segoe UI Light" w:cs="Segoe UI Light"/>
-                <w:color w:val="000000"/>
-                <w:sz w:val="22"/>
-                <w:szCs w:val="22"/>
-              </w:rPr>
-              <w:t>-Oct</w:t>
+              <w:t>29-Oct</w:t>
             </w:r>
           </w:p>
         </w:tc>
@@ -6530,16 +6054,7 @@
                 <w:sz w:val="22"/>
                 <w:szCs w:val="22"/>
               </w:rPr>
-              <w:t>30</w:t>
-            </w:r>
-            <w:r>
-              <w:rPr>
-                <w:rFonts w:ascii="Segoe UI Light" w:hAnsi="Segoe UI Light" w:cs="Segoe UI Light"/>
-                <w:color w:val="0070C0"/>
-                <w:sz w:val="22"/>
-                <w:szCs w:val="22"/>
-              </w:rPr>
-              <w:t>-Oct</w:t>
+              <w:t>30-Oct</w:t>
             </w:r>
           </w:p>
         </w:tc>
@@ -6668,16 +6183,7 @@
                 <w:sz w:val="22"/>
                 <w:szCs w:val="22"/>
               </w:rPr>
-              <w:t>3</w:t>
-            </w:r>
-            <w:r>
-              <w:rPr>
-                <w:rFonts w:ascii="Segoe UI Light" w:hAnsi="Segoe UI Light" w:cs="Segoe UI Light"/>
-                <w:color w:val="000000"/>
-                <w:sz w:val="22"/>
-                <w:szCs w:val="22"/>
-              </w:rPr>
-              <w:t>-Nov</w:t>
+              <w:t>3-Nov</w:t>
             </w:r>
           </w:p>
         </w:tc>
@@ -6810,16 +6316,7 @@
                 <w:sz w:val="22"/>
                 <w:szCs w:val="22"/>
               </w:rPr>
-              <w:t>5</w:t>
-            </w:r>
-            <w:r>
-              <w:rPr>
-                <w:rFonts w:ascii="Segoe UI Light" w:hAnsi="Segoe UI Light" w:cs="Segoe UI Light"/>
-                <w:color w:val="000000"/>
-                <w:sz w:val="22"/>
-                <w:szCs w:val="22"/>
-              </w:rPr>
-              <w:t>-Nov</w:t>
+              <w:t>5-Nov</w:t>
             </w:r>
           </w:p>
         </w:tc>
@@ -6952,16 +6449,7 @@
                 <w:sz w:val="22"/>
                 <w:szCs w:val="22"/>
               </w:rPr>
-              <w:t>6</w:t>
-            </w:r>
-            <w:r>
-              <w:rPr>
-                <w:rFonts w:ascii="Segoe UI Light" w:hAnsi="Segoe UI Light" w:cs="Segoe UI Light"/>
-                <w:color w:val="0070C0"/>
-                <w:sz w:val="22"/>
-                <w:szCs w:val="22"/>
-              </w:rPr>
-              <w:t>-Nov</w:t>
+              <w:t>6-Nov</w:t>
             </w:r>
           </w:p>
         </w:tc>
@@ -7089,16 +6577,7 @@
                 <w:sz w:val="22"/>
                 <w:szCs w:val="22"/>
               </w:rPr>
-              <w:t>10</w:t>
-            </w:r>
-            <w:r>
-              <w:rPr>
-                <w:rFonts w:ascii="Segoe UI Light" w:hAnsi="Segoe UI Light" w:cs="Segoe UI Light"/>
-                <w:color w:val="000000"/>
-                <w:sz w:val="22"/>
-                <w:szCs w:val="22"/>
-              </w:rPr>
-              <w:t>-Nov</w:t>
+              <w:t>10-Nov</w:t>
             </w:r>
           </w:p>
         </w:tc>
@@ -7235,25 +6714,7 @@
                 <w:sz w:val="22"/>
                 <w:szCs w:val="22"/>
               </w:rPr>
-              <w:t>1</w:t>
-            </w:r>
-            <w:r>
-              <w:rPr>
-                <w:rFonts w:ascii="Segoe UI Light" w:hAnsi="Segoe UI Light" w:cs="Segoe UI Light"/>
-                <w:color w:val="000000"/>
-                <w:sz w:val="22"/>
-                <w:szCs w:val="22"/>
-              </w:rPr>
-              <w:t>2</w:t>
-            </w:r>
-            <w:r>
-              <w:rPr>
-                <w:rFonts w:ascii="Segoe UI Light" w:hAnsi="Segoe UI Light" w:cs="Segoe UI Light"/>
-                <w:color w:val="000000"/>
-                <w:sz w:val="22"/>
-                <w:szCs w:val="22"/>
-              </w:rPr>
-              <w:t>-Nov</w:t>
+              <w:t>12-Nov</w:t>
             </w:r>
           </w:p>
         </w:tc>
@@ -7436,25 +6897,7 @@
                 <w:sz w:val="22"/>
                 <w:szCs w:val="22"/>
               </w:rPr>
-              <w:t>1</w:t>
-            </w:r>
-            <w:r>
-              <w:rPr>
-                <w:rFonts w:ascii="Segoe UI Light" w:hAnsi="Segoe UI Light" w:cs="Segoe UI Light"/>
-                <w:color w:val="000000"/>
-                <w:sz w:val="22"/>
-                <w:szCs w:val="22"/>
-              </w:rPr>
-              <w:t>8</w:t>
-            </w:r>
-            <w:r>
-              <w:rPr>
-                <w:rFonts w:ascii="Segoe UI Light" w:hAnsi="Segoe UI Light" w:cs="Segoe UI Light"/>
-                <w:color w:val="000000"/>
-                <w:sz w:val="22"/>
-                <w:szCs w:val="22"/>
-              </w:rPr>
-              <w:t>-Nov</w:t>
+              <w:t>18-Nov</w:t>
             </w:r>
           </w:p>
         </w:tc>
@@ -7550,6 +6993,17 @@
                 <w:szCs w:val="22"/>
               </w:rPr>
             </w:pPr>
+            <w:r>
+              <w:rPr>
+                <w:rFonts w:ascii="Segoe UI Light" w:hAnsi="Segoe UI Light" w:cs="Segoe UI Light"/>
+                <w:b/>
+                <w:bCs/>
+                <w:color w:val="000000"/>
+                <w:sz w:val="22"/>
+                <w:szCs w:val="22"/>
+              </w:rPr>
+              <w:t> </w:t>
+            </w:r>
           </w:p>
         </w:tc>
         <w:tc>
@@ -7576,29 +7030,11 @@
             <w:r>
               <w:rPr>
                 <w:rFonts w:ascii="Segoe UI Light" w:hAnsi="Segoe UI Light" w:cs="Segoe UI Light"/>
-                <w:color w:val="0070C0"/>
-                <w:sz w:val="22"/>
-                <w:szCs w:val="22"/>
-              </w:rPr>
-              <w:t>1</w:t>
-            </w:r>
-            <w:r>
-              <w:rPr>
-                <w:rFonts w:ascii="Segoe UI Light" w:hAnsi="Segoe UI Light" w:cs="Segoe UI Light"/>
-                <w:color w:val="0070C0"/>
-                <w:sz w:val="22"/>
-                <w:szCs w:val="22"/>
-              </w:rPr>
-              <w:t>8</w:t>
-            </w:r>
-            <w:r>
-              <w:rPr>
-                <w:rFonts w:ascii="Segoe UI Light" w:hAnsi="Segoe UI Light" w:cs="Segoe UI Light"/>
-                <w:color w:val="0070C0"/>
-                <w:sz w:val="22"/>
-                <w:szCs w:val="22"/>
-              </w:rPr>
-              <w:t>-Nov</w:t>
+                <w:color w:val="000000"/>
+                <w:sz w:val="22"/>
+                <w:szCs w:val="22"/>
+              </w:rPr>
+              <w:t>20-Nov</w:t>
             </w:r>
           </w:p>
         </w:tc>
@@ -7622,6 +7058,15 @@
                 <w:szCs w:val="22"/>
               </w:rPr>
             </w:pPr>
+            <w:r>
+              <w:rPr>
+                <w:rFonts w:ascii="Segoe UI Light" w:hAnsi="Segoe UI Light" w:cs="Segoe UI Light"/>
+                <w:color w:val="000000"/>
+                <w:sz w:val="22"/>
+                <w:szCs w:val="22"/>
+              </w:rPr>
+              <w:t>23</w:t>
+            </w:r>
           </w:p>
         </w:tc>
         <w:tc>
@@ -7647,11 +7092,11 @@
             <w:r>
               <w:rPr>
                 <w:rFonts w:ascii="Segoe UI Light" w:hAnsi="Segoe UI Light" w:cs="Segoe UI Light"/>
-                <w:color w:val="0070C0"/>
-                <w:sz w:val="22"/>
-                <w:szCs w:val="22"/>
-              </w:rPr>
-              <w:t>Assignment 6 due (10 p.m.)</w:t>
+                <w:color w:val="000000"/>
+                <w:sz w:val="22"/>
+                <w:szCs w:val="22"/>
+              </w:rPr>
+              <w:t>Advanced Github</w:t>
             </w:r>
           </w:p>
         </w:tc>
@@ -7672,7 +7117,6 @@
             </w:tcBorders>
             <w:shd w:val="clear" w:color="000000" w:fill="FFFFFF"/>
             <w:vAlign w:val="center"/>
-            <w:hideMark/>
           </w:tcPr>
           <w:p>
             <w:pPr>
@@ -7686,17 +7130,6 @@
                 <w:szCs w:val="22"/>
               </w:rPr>
             </w:pPr>
-            <w:r>
-              <w:rPr>
-                <w:rFonts w:ascii="Segoe UI Light" w:hAnsi="Segoe UI Light" w:cs="Segoe UI Light"/>
-                <w:b/>
-                <w:bCs/>
-                <w:color w:val="000000"/>
-                <w:sz w:val="22"/>
-                <w:szCs w:val="22"/>
-              </w:rPr>
-              <w:t> </w:t>
-            </w:r>
           </w:p>
         </w:tc>
         <w:tc>
@@ -7709,7 +7142,6 @@
               <w:right w:val="nil"/>
             </w:tcBorders>
             <w:vAlign w:val="center"/>
-            <w:hideMark/>
           </w:tcPr>
           <w:p>
             <w:pPr>
@@ -7724,7 +7156,7 @@
             <w:r>
               <w:rPr>
                 <w:rFonts w:ascii="Segoe UI Light" w:hAnsi="Segoe UI Light" w:cs="Segoe UI Light"/>
-                <w:color w:val="000000"/>
+                <w:color w:val="0070C0"/>
                 <w:sz w:val="22"/>
                 <w:szCs w:val="22"/>
               </w:rPr>
@@ -7752,15 +7184,6 @@
                 <w:szCs w:val="22"/>
               </w:rPr>
             </w:pPr>
-            <w:r>
-              <w:rPr>
-                <w:rFonts w:ascii="Segoe UI Light" w:hAnsi="Segoe UI Light" w:cs="Segoe UI Light"/>
-                <w:color w:val="000000"/>
-                <w:sz w:val="22"/>
-                <w:szCs w:val="22"/>
-              </w:rPr>
-              <w:t>23</w:t>
-            </w:r>
           </w:p>
         </w:tc>
         <w:tc>
@@ -7786,23 +7209,12 @@
             <w:r>
               <w:rPr>
                 <w:rFonts w:ascii="Segoe UI Light" w:hAnsi="Segoe UI Light" w:cs="Segoe UI Light"/>
-                <w:color w:val="000000"/>
-                <w:sz w:val="22"/>
-                <w:szCs w:val="22"/>
-              </w:rPr>
-              <w:t xml:space="preserve">Advanced </w:t>
-            </w:r>
-            <w:proofErr w:type="spellStart"/>
-            <w:r>
-              <w:rPr>
-                <w:rFonts w:ascii="Segoe UI Light" w:hAnsi="Segoe UI Light" w:cs="Segoe UI Light"/>
-                <w:color w:val="000000"/>
-                <w:sz w:val="22"/>
-                <w:szCs w:val="22"/>
-              </w:rPr>
-              <w:t>Github</w:t>
-            </w:r>
-            <w:proofErr w:type="spellEnd"/>
+                <w:color w:val="0070C0"/>
+                <w:sz w:val="22"/>
+                <w:szCs w:val="22"/>
+              </w:rPr>
+              <w:t>Assignment 6 due (10 p.m.)</w:t>
+            </w:r>
           </w:p>
         </w:tc>
       </w:tr>
@@ -7878,25 +7290,7 @@
                 <w:sz w:val="22"/>
                 <w:szCs w:val="22"/>
               </w:rPr>
-              <w:t>2</w:t>
-            </w:r>
-            <w:r>
-              <w:rPr>
-                <w:rFonts w:ascii="Segoe UI Light" w:hAnsi="Segoe UI Light" w:cs="Segoe UI Light"/>
-                <w:color w:val="000000"/>
-                <w:sz w:val="22"/>
-                <w:szCs w:val="22"/>
-              </w:rPr>
-              <w:t>5</w:t>
-            </w:r>
-            <w:r>
-              <w:rPr>
-                <w:rFonts w:ascii="Segoe UI Light" w:hAnsi="Segoe UI Light" w:cs="Segoe UI Light"/>
-                <w:color w:val="000000"/>
-                <w:sz w:val="22"/>
-                <w:szCs w:val="22"/>
-              </w:rPr>
-              <w:t>-Nov</w:t>
+              <w:t>24-Nov</w:t>
             </w:r>
           </w:p>
         </w:tc>
@@ -7981,29 +7375,7 @@
                 <w:sz w:val="22"/>
                 <w:szCs w:val="22"/>
               </w:rPr>
-              <w:t>(Zoom</w:t>
-            </w:r>
-            <w:r>
-              <w:rPr>
-                <w:rFonts w:ascii="Segoe UI Light" w:hAnsi="Segoe UI Light" w:cs="Segoe UI Light"/>
-                <w:b/>
-                <w:bCs/>
-                <w:color w:val="70AD47" w:themeColor="accent6"/>
-                <w:sz w:val="22"/>
-                <w:szCs w:val="22"/>
-              </w:rPr>
-              <w:t xml:space="preserve"> Lecture</w:t>
-            </w:r>
-            <w:r>
-              <w:rPr>
-                <w:rFonts w:ascii="Segoe UI Light" w:hAnsi="Segoe UI Light" w:cs="Segoe UI Light"/>
-                <w:b/>
-                <w:bCs/>
-                <w:color w:val="70AD47" w:themeColor="accent6"/>
-                <w:sz w:val="22"/>
-                <w:szCs w:val="22"/>
-              </w:rPr>
-              <w:t>)</w:t>
+              <w:t>(Zoom Lecture)</w:t>
             </w:r>
           </w:p>
         </w:tc>
@@ -8067,25 +7439,7 @@
                 <w:sz w:val="22"/>
                 <w:szCs w:val="22"/>
               </w:rPr>
-              <w:t>2</w:t>
-            </w:r>
-            <w:r>
-              <w:rPr>
-                <w:rFonts w:ascii="Segoe UI Light" w:hAnsi="Segoe UI Light" w:cs="Segoe UI Light"/>
-                <w:color w:val="000000"/>
-                <w:sz w:val="22"/>
-                <w:szCs w:val="22"/>
-              </w:rPr>
-              <w:t>6</w:t>
-            </w:r>
-            <w:r>
-              <w:rPr>
-                <w:rFonts w:ascii="Segoe UI Light" w:hAnsi="Segoe UI Light" w:cs="Segoe UI Light"/>
-                <w:color w:val="000000"/>
-                <w:sz w:val="22"/>
-                <w:szCs w:val="22"/>
-              </w:rPr>
-              <w:t>-Nov</w:t>
+              <w:t>26-Nov</w:t>
             </w:r>
           </w:p>
         </w:tc>
@@ -8215,7 +7569,7 @@
                 <w:sz w:val="22"/>
                 <w:szCs w:val="22"/>
               </w:rPr>
-              <w:t>27-Nov</w:t>
+              <w:t>26-Nov</w:t>
             </w:r>
           </w:p>
         </w:tc>
@@ -8360,7 +7714,16 @@
                 <w:sz w:val="22"/>
                 <w:szCs w:val="22"/>
               </w:rPr>
-              <w:t>2-Dec</w:t>
+              <w:t>1</w:t>
+            </w:r>
+            <w:r>
+              <w:rPr>
+                <w:rFonts w:ascii="Segoe UI Light" w:hAnsi="Segoe UI Light" w:cs="Segoe UI Light"/>
+                <w:color w:val="000000"/>
+                <w:sz w:val="22"/>
+                <w:szCs w:val="22"/>
+              </w:rPr>
+              <w:t>-Dec</w:t>
             </w:r>
           </w:p>
         </w:tc>
@@ -8518,7 +7881,16 @@
                 <w:sz w:val="22"/>
                 <w:szCs w:val="22"/>
               </w:rPr>
-              <w:t>4-Dec</w:t>
+              <w:t>3</w:t>
+            </w:r>
+            <w:r>
+              <w:rPr>
+                <w:rFonts w:ascii="Segoe UI Light" w:hAnsi="Segoe UI Light" w:cs="Segoe UI Light"/>
+                <w:color w:val="000000"/>
+                <w:sz w:val="22"/>
+                <w:szCs w:val="22"/>
+              </w:rPr>
+              <w:t>-Dec</w:t>
             </w:r>
           </w:p>
         </w:tc>
@@ -8658,7 +8030,16 @@
                 <w:sz w:val="22"/>
                 <w:szCs w:val="22"/>
               </w:rPr>
-              <w:t>9-Dec</w:t>
+              <w:t>8</w:t>
+            </w:r>
+            <w:r>
+              <w:rPr>
+                <w:rFonts w:ascii="Segoe UI Light" w:hAnsi="Segoe UI Light" w:cs="Segoe UI Light"/>
+                <w:color w:val="000000"/>
+                <w:sz w:val="22"/>
+                <w:szCs w:val="22"/>
+              </w:rPr>
+              <w:t>-Dec</w:t>
             </w:r>
           </w:p>
         </w:tc>
@@ -9077,21 +8458,7 @@
         <w:rPr>
           <w:rFonts w:ascii="Segoe UI Light" w:hAnsi="Segoe UI Light" w:cs="Segoe UI Light"/>
         </w:rPr>
-        <w:t xml:space="preserve">tudents may not present specific insights and ideas from external sources without specific attribution to an appropriate source. In addition, students may not include </w:t>
-      </w:r>
-      <w:proofErr w:type="gramStart"/>
-      <w:r>
-        <w:rPr>
-          <w:rFonts w:ascii="Segoe UI Light" w:hAnsi="Segoe UI Light" w:cs="Segoe UI Light"/>
-        </w:rPr>
-        <w:t>factual information</w:t>
-      </w:r>
-      <w:proofErr w:type="gramEnd"/>
-      <w:r>
-        <w:rPr>
-          <w:rFonts w:ascii="Segoe UI Light" w:hAnsi="Segoe UI Light" w:cs="Segoe UI Light"/>
-        </w:rPr>
-        <w:t xml:space="preserve"> or citations from generative AI that you have not verified. Work containing obvious AI “hallucinations” of citations or quotations will merit a failing grade.</w:t>
+        <w:t>tudents may not present specific insights and ideas from external sources without specific attribution to an appropriate source. In addition, students may not include factual information or citations from generative AI that you have not verified. Work containing obvious AI “hallucinations” of citations or quotations will merit a failing grade.</w:t>
       </w:r>
     </w:p>
     <w:p>
@@ -9113,21 +8480,7 @@
         <w:rPr>
           <w:rFonts w:ascii="Segoe UI Light" w:hAnsi="Segoe UI Light" w:cs="Segoe UI Light"/>
         </w:rPr>
-        <w:t xml:space="preserve">Students may use generative AI for research and source discovery provided they do so responsibly and in compliance with the restrictions above. Examples of acceptable uses include </w:t>
-      </w:r>
-      <w:proofErr w:type="gramStart"/>
-      <w:r>
-        <w:rPr>
-          <w:rFonts w:ascii="Segoe UI Light" w:hAnsi="Segoe UI Light" w:cs="Segoe UI Light"/>
-        </w:rPr>
-        <w:t>asking</w:t>
-      </w:r>
-      <w:proofErr w:type="gramEnd"/>
-      <w:r>
-        <w:rPr>
-          <w:rFonts w:ascii="Segoe UI Light" w:hAnsi="Segoe UI Light" w:cs="Segoe UI Light"/>
-        </w:rPr>
-        <w:t xml:space="preserve"> a generative AI tool for </w:t>
+        <w:t xml:space="preserve">Students may use generative AI for research and source discovery provided they do so responsibly and in compliance with the restrictions above. Examples of acceptable uses include asking a generative AI tool for </w:t>
       </w:r>
       <w:r>
         <w:rPr>
@@ -9221,28 +8574,7 @@
         <w:rPr>
           <w:rFonts w:ascii="Segoe UI Light" w:hAnsi="Segoe UI Light" w:cs="Segoe UI Light"/>
         </w:rPr>
-        <w:t xml:space="preserve">arguments, find </w:t>
-      </w:r>
-      <w:proofErr w:type="gramStart"/>
-      <w:r>
-        <w:rPr>
-          <w:rFonts w:ascii="Segoe UI Light" w:hAnsi="Segoe UI Light" w:cs="Segoe UI Light"/>
-        </w:rPr>
-        <w:t>counter-arguments</w:t>
-      </w:r>
-      <w:proofErr w:type="gramEnd"/>
-      <w:r>
-        <w:rPr>
-          <w:rFonts w:ascii="Segoe UI Light" w:hAnsi="Segoe UI Light" w:cs="Segoe UI Light"/>
-        </w:rPr>
-        <w:t xml:space="preserve"> they may have overlooked, and otherwise </w:t>
-      </w:r>
-      <w:proofErr w:type="gramStart"/>
-      <w:r>
-        <w:rPr>
-          <w:rFonts w:ascii="Segoe UI Light" w:hAnsi="Segoe UI Light" w:cs="Segoe UI Light"/>
-        </w:rPr>
-        <w:t xml:space="preserve">critically </w:t>
+        <w:t xml:space="preserve">arguments, find counter-arguments they may have overlooked, and otherwise critically </w:t>
       </w:r>
       <w:r>
         <w:rPr>
@@ -9254,14 +8586,7 @@
         <w:rPr>
           <w:rFonts w:ascii="Segoe UI Light" w:hAnsi="Segoe UI Light" w:cs="Segoe UI Light"/>
         </w:rPr>
-        <w:t>evaluate</w:t>
-      </w:r>
-      <w:proofErr w:type="gramEnd"/>
-      <w:r>
-        <w:rPr>
-          <w:rFonts w:ascii="Segoe UI Light" w:hAnsi="Segoe UI Light" w:cs="Segoe UI Light"/>
-        </w:rPr>
-        <w:t xml:space="preserve"> their written work. Likewise, students may use generative AI to improve their understanding of complex </w:t>
+        <w:t xml:space="preserve">evaluate their written work. Likewise, students may use generative AI to improve their understanding of complex </w:t>
       </w:r>
       <w:r>
         <w:rPr>

--- a/Lecture 00 - Intro/Spring2026_DATASCI_530_Syllabus.docx
+++ b/Lecture 00 - Intro/Spring2026_DATASCI_530_Syllabus.docx
@@ -7160,7 +7160,25 @@
                 <w:sz w:val="22"/>
                 <w:szCs w:val="22"/>
               </w:rPr>
-              <w:t>20-Nov</w:t>
+              <w:t>2</w:t>
+            </w:r>
+            <w:r>
+              <w:rPr>
+                <w:rFonts w:ascii="Segoe UI Light" w:hAnsi="Segoe UI Light" w:cs="Segoe UI Light"/>
+                <w:color w:val="0070C0"/>
+                <w:sz w:val="22"/>
+                <w:szCs w:val="22"/>
+              </w:rPr>
+              <w:t>1</w:t>
+            </w:r>
+            <w:r>
+              <w:rPr>
+                <w:rFonts w:ascii="Segoe UI Light" w:hAnsi="Segoe UI Light" w:cs="Segoe UI Light"/>
+                <w:color w:val="0070C0"/>
+                <w:sz w:val="22"/>
+                <w:szCs w:val="22"/>
+              </w:rPr>
+              <w:t>-Nov</w:t>
             </w:r>
           </w:p>
         </w:tc>

--- a/Lecture 00 - Intro/Spring2026_DATASCI_530_Syllabus.docx
+++ b/Lecture 00 - Intro/Spring2026_DATASCI_530_Syllabus.docx
@@ -196,7 +196,23 @@
           <w:rFonts w:ascii="Segoe UI Light" w:hAnsi="Segoe UI Light" w:cs="Segoe UI Light"/>
           <w:lang w:val="fr-FR"/>
         </w:rPr>
-        <w:t xml:space="preserve">Office: Psychology and Interdisciplinary Sciences (PAIS), </w:t>
+        <w:t xml:space="preserve">Office: Psychology and </w:t>
+      </w:r>
+      <w:proofErr w:type="spellStart"/>
+      <w:r>
+        <w:rPr>
+          <w:rFonts w:ascii="Segoe UI Light" w:hAnsi="Segoe UI Light" w:cs="Segoe UI Light"/>
+          <w:lang w:val="fr-FR"/>
+        </w:rPr>
+        <w:t>Interdisciplinary</w:t>
+      </w:r>
+      <w:proofErr w:type="spellEnd"/>
+      <w:r>
+        <w:rPr>
+          <w:rFonts w:ascii="Segoe UI Light" w:hAnsi="Segoe UI Light" w:cs="Segoe UI Light"/>
+          <w:lang w:val="fr-FR"/>
+        </w:rPr>
+        <w:t xml:space="preserve"> Sciences (PAIS), </w:t>
       </w:r>
       <w:r>
         <w:rPr>
@@ -474,7 +490,25 @@
           <w:sz w:val="22"/>
           <w:szCs w:val="22"/>
         </w:rPr>
-        <w:t>by understanding from the development and source control to the deployment. Students would primarily write code in Jupyter/IPython notebooks. Most of the computing exercises will be based on Python</w:t>
+        <w:t>by understanding from the development and source control to the deployment. Students would primarily write code in Jupyter/</w:t>
+      </w:r>
+      <w:proofErr w:type="spellStart"/>
+      <w:r>
+        <w:rPr>
+          <w:rFonts w:ascii="Segoe UI Light" w:hAnsi="Segoe UI Light" w:cs="Segoe UI Light"/>
+          <w:sz w:val="22"/>
+          <w:szCs w:val="22"/>
+        </w:rPr>
+        <w:t>IPython</w:t>
+      </w:r>
+      <w:proofErr w:type="spellEnd"/>
+      <w:r>
+        <w:rPr>
+          <w:rFonts w:ascii="Segoe UI Light" w:hAnsi="Segoe UI Light" w:cs="Segoe UI Light"/>
+          <w:sz w:val="22"/>
+          <w:szCs w:val="22"/>
+        </w:rPr>
+        <w:t xml:space="preserve"> notebooks. Most of the computing exercises will be based on Python</w:t>
       </w:r>
       <w:r>
         <w:rPr>
@@ -527,7 +561,21 @@
         <w:rPr>
           <w:rFonts w:ascii="Segoe UI Light" w:hAnsi="Segoe UI Light" w:cs="Segoe UI Light"/>
         </w:rPr>
-        <w:t>The class will be entirely based off of lectures provided by the instructor for each class and stored in the following Github repository:</w:t>
+        <w:t xml:space="preserve">The class will be entirely based off of lectures provided by the instructor for each class and stored in the following </w:t>
+      </w:r>
+      <w:proofErr w:type="spellStart"/>
+      <w:r>
+        <w:rPr>
+          <w:rFonts w:ascii="Segoe UI Light" w:hAnsi="Segoe UI Light" w:cs="Segoe UI Light"/>
+        </w:rPr>
+        <w:t>Github</w:t>
+      </w:r>
+      <w:proofErr w:type="spellEnd"/>
+      <w:r>
+        <w:rPr>
+          <w:rFonts w:ascii="Segoe UI Light" w:hAnsi="Segoe UI Light" w:cs="Segoe UI Light"/>
+        </w:rPr>
+        <w:t xml:space="preserve"> repository:</w:t>
       </w:r>
     </w:p>
     <w:p>
@@ -1196,7 +1244,25 @@
           <w:sz w:val="22"/>
           <w:szCs w:val="22"/>
         </w:rPr>
-        <w:t>6 homeworks, worth 10% each</w:t>
+        <w:t xml:space="preserve">6 </w:t>
+      </w:r>
+      <w:proofErr w:type="spellStart"/>
+      <w:r>
+        <w:rPr>
+          <w:rFonts w:ascii="Segoe UI Light" w:hAnsi="Segoe UI Light" w:cs="Segoe UI Light"/>
+          <w:sz w:val="22"/>
+          <w:szCs w:val="22"/>
+        </w:rPr>
+        <w:t>homeworks</w:t>
+      </w:r>
+      <w:proofErr w:type="spellEnd"/>
+      <w:r>
+        <w:rPr>
+          <w:rFonts w:ascii="Segoe UI Light" w:hAnsi="Segoe UI Light" w:cs="Segoe UI Light"/>
+          <w:sz w:val="22"/>
+          <w:szCs w:val="22"/>
+        </w:rPr>
+        <w:t>, worth 10% each</w:t>
       </w:r>
       <w:r>
         <w:rPr>
@@ -2895,8 +2961,39 @@
                 <w:sz w:val="22"/>
                 <w:szCs w:val="22"/>
               </w:rPr>
-              <w:t>Boolean Types, Ifelse, Data Subsetting</w:t>
-            </w:r>
+              <w:t xml:space="preserve">Boolean Types, </w:t>
+            </w:r>
+            <w:proofErr w:type="spellStart"/>
+            <w:r>
+              <w:rPr>
+                <w:rFonts w:ascii="Segoe UI Light" w:hAnsi="Segoe UI Light" w:cs="Segoe UI Light"/>
+                <w:color w:val="000000"/>
+                <w:sz w:val="22"/>
+                <w:szCs w:val="22"/>
+              </w:rPr>
+              <w:t>Ifelse</w:t>
+            </w:r>
+            <w:proofErr w:type="spellEnd"/>
+            <w:r>
+              <w:rPr>
+                <w:rFonts w:ascii="Segoe UI Light" w:hAnsi="Segoe UI Light" w:cs="Segoe UI Light"/>
+                <w:color w:val="000000"/>
+                <w:sz w:val="22"/>
+                <w:szCs w:val="22"/>
+              </w:rPr>
+              <w:t xml:space="preserve">, Data </w:t>
+            </w:r>
+            <w:proofErr w:type="spellStart"/>
+            <w:r>
+              <w:rPr>
+                <w:rFonts w:ascii="Segoe UI Light" w:hAnsi="Segoe UI Light" w:cs="Segoe UI Light"/>
+                <w:color w:val="000000"/>
+                <w:sz w:val="22"/>
+                <w:szCs w:val="22"/>
+              </w:rPr>
+              <w:t>Subsetting</w:t>
+            </w:r>
+            <w:proofErr w:type="spellEnd"/>
           </w:p>
         </w:tc>
       </w:tr>
@@ -3529,6 +3626,7 @@
             </w:tcBorders>
             <w:shd w:val="clear" w:color="000000" w:fill="FFFFFF"/>
             <w:vAlign w:val="center"/>
+            <w:hideMark/>
           </w:tcPr>
           <w:p>
             <w:pPr>
@@ -3542,6 +3640,17 @@
                 <w:szCs w:val="22"/>
               </w:rPr>
             </w:pPr>
+            <w:r>
+              <w:rPr>
+                <w:rFonts w:ascii="Segoe UI Light" w:hAnsi="Segoe UI Light" w:cs="Segoe UI Light"/>
+                <w:b/>
+                <w:bCs/>
+                <w:color w:val="000000"/>
+                <w:sz w:val="22"/>
+                <w:szCs w:val="22"/>
+              </w:rPr>
+              <w:t> </w:t>
+            </w:r>
           </w:p>
         </w:tc>
         <w:tc>
@@ -3554,6 +3663,7 @@
               <w:right w:val="nil"/>
             </w:tcBorders>
             <w:vAlign w:val="center"/>
+            <w:hideMark/>
           </w:tcPr>
           <w:p>
             <w:pPr>
@@ -3572,16 +3682,7 @@
                 <w:sz w:val="22"/>
                 <w:szCs w:val="22"/>
               </w:rPr>
-              <w:t>1</w:t>
-            </w:r>
-            <w:r>
-              <w:rPr>
-                <w:rFonts w:ascii="Segoe UI Light" w:hAnsi="Segoe UI Light" w:cs="Segoe UI Light"/>
-                <w:color w:val="000000"/>
-                <w:sz w:val="22"/>
-                <w:szCs w:val="22"/>
-              </w:rPr>
-              <w:t>5</w:t>
+              <w:t>17</w:t>
             </w:r>
             <w:r>
               <w:rPr>
@@ -3614,6 +3715,15 @@
                 <w:szCs w:val="22"/>
               </w:rPr>
             </w:pPr>
+            <w:r>
+              <w:rPr>
+                <w:rFonts w:ascii="Segoe UI Light" w:hAnsi="Segoe UI Light" w:cs="Segoe UI Light"/>
+                <w:color w:val="000000"/>
+                <w:sz w:val="22"/>
+                <w:szCs w:val="22"/>
+              </w:rPr>
+              <w:t>6</w:t>
+            </w:r>
           </w:p>
         </w:tc>
         <w:tc>
@@ -3626,6 +3736,7 @@
               <w:right w:val="single" w:sz="8" w:space="0" w:color="auto"/>
             </w:tcBorders>
             <w:vAlign w:val="center"/>
+            <w:hideMark/>
           </w:tcPr>
           <w:p>
             <w:pPr>
@@ -3640,11 +3751,11 @@
             <w:r>
               <w:rPr>
                 <w:rFonts w:ascii="Segoe UI Light" w:hAnsi="Segoe UI Light" w:cs="Segoe UI Light"/>
-                <w:color w:val="0070C0"/>
-                <w:sz w:val="22"/>
-                <w:szCs w:val="22"/>
-              </w:rPr>
-              <w:t>Assignment 2 due (10 p.m.)</w:t>
+                <w:color w:val="000000"/>
+                <w:sz w:val="22"/>
+                <w:szCs w:val="22"/>
+              </w:rPr>
+              <w:t>Scraping 2: Retrieving and Processing</w:t>
             </w:r>
           </w:p>
         </w:tc>
@@ -3665,7 +3776,6 @@
             </w:tcBorders>
             <w:shd w:val="clear" w:color="000000" w:fill="FFFFFF"/>
             <w:vAlign w:val="center"/>
-            <w:hideMark/>
           </w:tcPr>
           <w:p>
             <w:pPr>
@@ -3679,17 +3789,6 @@
                 <w:szCs w:val="22"/>
               </w:rPr>
             </w:pPr>
-            <w:r>
-              <w:rPr>
-                <w:rFonts w:ascii="Segoe UI Light" w:hAnsi="Segoe UI Light" w:cs="Segoe UI Light"/>
-                <w:b/>
-                <w:bCs/>
-                <w:color w:val="000000"/>
-                <w:sz w:val="22"/>
-                <w:szCs w:val="22"/>
-              </w:rPr>
-              <w:t> </w:t>
-            </w:r>
           </w:p>
         </w:tc>
         <w:tc>
@@ -3702,7 +3801,6 @@
               <w:right w:val="nil"/>
             </w:tcBorders>
             <w:vAlign w:val="center"/>
-            <w:hideMark/>
           </w:tcPr>
           <w:p>
             <w:pPr>
@@ -3721,7 +3819,16 @@
                 <w:sz w:val="22"/>
                 <w:szCs w:val="22"/>
               </w:rPr>
-              <w:t>17</w:t>
+              <w:t>1</w:t>
+            </w:r>
+            <w:r>
+              <w:rPr>
+                <w:rFonts w:ascii="Segoe UI Light" w:hAnsi="Segoe UI Light" w:cs="Segoe UI Light"/>
+                <w:color w:val="000000"/>
+                <w:sz w:val="22"/>
+                <w:szCs w:val="22"/>
+              </w:rPr>
+              <w:t>8</w:t>
             </w:r>
             <w:r>
               <w:rPr>
@@ -3754,15 +3861,6 @@
                 <w:szCs w:val="22"/>
               </w:rPr>
             </w:pPr>
-            <w:r>
-              <w:rPr>
-                <w:rFonts w:ascii="Segoe UI Light" w:hAnsi="Segoe UI Light" w:cs="Segoe UI Light"/>
-                <w:color w:val="000000"/>
-                <w:sz w:val="22"/>
-                <w:szCs w:val="22"/>
-              </w:rPr>
-              <w:t>6</w:t>
-            </w:r>
           </w:p>
         </w:tc>
         <w:tc>
@@ -3775,7 +3873,6 @@
               <w:right w:val="single" w:sz="8" w:space="0" w:color="auto"/>
             </w:tcBorders>
             <w:vAlign w:val="center"/>
-            <w:hideMark/>
           </w:tcPr>
           <w:p>
             <w:pPr>
@@ -3790,11 +3887,11 @@
             <w:r>
               <w:rPr>
                 <w:rFonts w:ascii="Segoe UI Light" w:hAnsi="Segoe UI Light" w:cs="Segoe UI Light"/>
-                <w:color w:val="000000"/>
-                <w:sz w:val="22"/>
-                <w:szCs w:val="22"/>
-              </w:rPr>
-              <w:t>Scraping 2: Retrieving and Processing</w:t>
+                <w:color w:val="0070C0"/>
+                <w:sz w:val="22"/>
+                <w:szCs w:val="22"/>
+              </w:rPr>
+              <w:t>Assignment 2 due (10 p.m.)</w:t>
             </w:r>
           </w:p>
         </w:tc>
@@ -3871,16 +3968,7 @@
                 <w:sz w:val="22"/>
                 <w:szCs w:val="22"/>
               </w:rPr>
-              <w:t>22</w:t>
-            </w:r>
-            <w:r>
-              <w:rPr>
-                <w:rFonts w:ascii="Segoe UI Light" w:hAnsi="Segoe UI Light" w:cs="Segoe UI Light"/>
-                <w:color w:val="000000"/>
-                <w:sz w:val="22"/>
-                <w:szCs w:val="22"/>
-              </w:rPr>
-              <w:t>-Sep</w:t>
+              <w:t>22-Sep</w:t>
             </w:r>
           </w:p>
         </w:tc>
@@ -4006,25 +4094,7 @@
                 <w:sz w:val="22"/>
                 <w:szCs w:val="22"/>
               </w:rPr>
-              <w:t>2</w:t>
-            </w:r>
-            <w:r>
-              <w:rPr>
-                <w:rFonts w:ascii="Segoe UI Light" w:hAnsi="Segoe UI Light" w:cs="Segoe UI Light"/>
-                <w:color w:val="000000"/>
-                <w:sz w:val="22"/>
-                <w:szCs w:val="22"/>
-              </w:rPr>
-              <w:t>4</w:t>
-            </w:r>
-            <w:r>
-              <w:rPr>
-                <w:rFonts w:ascii="Segoe UI Light" w:hAnsi="Segoe UI Light" w:cs="Segoe UI Light"/>
-                <w:color w:val="000000"/>
-                <w:sz w:val="22"/>
-                <w:szCs w:val="22"/>
-              </w:rPr>
-              <w:t>-Sep</w:t>
+              <w:t>24-Sep</w:t>
             </w:r>
           </w:p>
         </w:tc>
@@ -4172,25 +4242,7 @@
                 <w:sz w:val="22"/>
                 <w:szCs w:val="22"/>
               </w:rPr>
-              <w:t>29</w:t>
-            </w:r>
-            <w:r>
-              <w:rPr>
-                <w:rFonts w:ascii="Segoe UI Light" w:hAnsi="Segoe UI Light" w:cs="Segoe UI Light"/>
-                <w:color w:val="000000"/>
-                <w:sz w:val="22"/>
-                <w:szCs w:val="22"/>
-              </w:rPr>
-              <w:t>-</w:t>
-            </w:r>
-            <w:r>
-              <w:rPr>
-                <w:rFonts w:ascii="Segoe UI Light" w:hAnsi="Segoe UI Light" w:cs="Segoe UI Light"/>
-                <w:color w:val="000000"/>
-                <w:sz w:val="22"/>
-                <w:szCs w:val="22"/>
-              </w:rPr>
-              <w:t>Sep</w:t>
+              <w:t>29-Sep</w:t>
             </w:r>
           </w:p>
         </w:tc>
@@ -4781,7 +4833,7 @@
       </w:tr>
       <w:tr>
         <w:trPr>
-          <w:trHeight w:val="360"/>
+          <w:trHeight w:val="40"/>
           <w:jc w:val="center"/>
         </w:trPr>
         <w:tc>
@@ -4793,115 +4845,152 @@
               <w:bottom w:val="single" w:sz="8" w:space="0" w:color="auto"/>
               <w:right w:val="nil"/>
             </w:tcBorders>
-            <w:shd w:val="clear" w:color="000000" w:fill="FFFFFF"/>
-            <w:vAlign w:val="center"/>
+            <w:vAlign w:val="bottom"/>
+            <w:hideMark/>
+          </w:tcPr>
+          <w:p>
+            <w:pPr>
+              <w:rPr>
+                <w:rFonts w:ascii="Calibri" w:hAnsi="Calibri" w:cs="Calibri"/>
+                <w:color w:val="000000"/>
+                <w:sz w:val="22"/>
+                <w:szCs w:val="22"/>
+              </w:rPr>
+            </w:pPr>
+          </w:p>
+        </w:tc>
+        <w:tc>
+          <w:tcPr>
+            <w:tcW w:w="1072" w:type="dxa"/>
+            <w:tcBorders>
+              <w:top w:val="nil"/>
+              <w:left w:val="nil"/>
+              <w:bottom w:val="single" w:sz="8" w:space="0" w:color="auto"/>
+              <w:right w:val="nil"/>
+            </w:tcBorders>
+            <w:vAlign w:val="center"/>
+            <w:hideMark/>
+          </w:tcPr>
+          <w:p>
+            <w:pPr>
+              <w:jc w:val="center"/>
+              <w:rPr>
+                <w:rFonts w:ascii="Segoe UI Light" w:hAnsi="Segoe UI Light" w:cs="Segoe UI Light"/>
+                <w:color w:val="000000"/>
+                <w:sz w:val="22"/>
+                <w:szCs w:val="22"/>
+              </w:rPr>
+            </w:pPr>
+            <w:r>
+              <w:rPr>
+                <w:rFonts w:ascii="Segoe UI Light" w:hAnsi="Segoe UI Light" w:cs="Segoe UI Light"/>
+                <w:color w:val="000000"/>
+                <w:sz w:val="22"/>
+                <w:szCs w:val="22"/>
+              </w:rPr>
+              <w:t>8-Oct</w:t>
+            </w:r>
+          </w:p>
+        </w:tc>
+        <w:tc>
+          <w:tcPr>
+            <w:tcW w:w="780" w:type="dxa"/>
+            <w:tcBorders>
+              <w:top w:val="nil"/>
+              <w:left w:val="nil"/>
+              <w:bottom w:val="single" w:sz="8" w:space="0" w:color="auto"/>
+              <w:right w:val="nil"/>
+            </w:tcBorders>
+          </w:tcPr>
+          <w:p>
+            <w:pPr>
+              <w:jc w:val="center"/>
+              <w:rPr>
+                <w:rFonts w:ascii="Segoe UI Light" w:hAnsi="Segoe UI Light" w:cs="Segoe UI Light"/>
+                <w:color w:val="000000"/>
+                <w:sz w:val="22"/>
+                <w:szCs w:val="22"/>
+              </w:rPr>
+            </w:pPr>
+            <w:r>
+              <w:rPr>
+                <w:rFonts w:ascii="Segoe UI Light" w:hAnsi="Segoe UI Light" w:cs="Segoe UI Light"/>
+                <w:color w:val="000000"/>
+                <w:sz w:val="22"/>
+                <w:szCs w:val="22"/>
+              </w:rPr>
+              <w:t>12</w:t>
+            </w:r>
+          </w:p>
+        </w:tc>
+        <w:tc>
+          <w:tcPr>
+            <w:tcW w:w="6219" w:type="dxa"/>
+            <w:tcBorders>
+              <w:top w:val="nil"/>
+              <w:left w:val="nil"/>
+              <w:bottom w:val="single" w:sz="8" w:space="0" w:color="auto"/>
+              <w:right w:val="single" w:sz="8" w:space="0" w:color="auto"/>
+            </w:tcBorders>
+            <w:vAlign w:val="center"/>
+            <w:hideMark/>
           </w:tcPr>
           <w:p>
             <w:pPr>
               <w:jc w:val="both"/>
+              <w:rPr>
+                <w:rFonts w:ascii="Segoe UI Light" w:hAnsi="Segoe UI Light" w:cs="Segoe UI Light"/>
+                <w:color w:val="000000"/>
+                <w:sz w:val="22"/>
+                <w:szCs w:val="22"/>
+              </w:rPr>
+            </w:pPr>
+            <w:r>
+              <w:rPr>
+                <w:rFonts w:ascii="Segoe UI Light" w:hAnsi="Segoe UI Light" w:cs="Segoe UI Light"/>
+                <w:color w:val="000000"/>
+                <w:sz w:val="22"/>
+                <w:szCs w:val="22"/>
+              </w:rPr>
+              <w:t>Data analysis with randomized experiment</w:t>
+            </w:r>
+          </w:p>
+          <w:p>
+            <w:pPr>
+              <w:jc w:val="both"/>
+              <w:rPr>
+                <w:rFonts w:ascii="Segoe UI Light" w:hAnsi="Segoe UI Light" w:cs="Segoe UI Light"/>
+                <w:color w:val="000000"/>
+                <w:sz w:val="22"/>
+                <w:szCs w:val="22"/>
+              </w:rPr>
+            </w:pPr>
+            <w:r>
               <w:rPr>
                 <w:rFonts w:ascii="Segoe UI Light" w:hAnsi="Segoe UI Light" w:cs="Segoe UI Light"/>
                 <w:b/>
                 <w:bCs/>
-                <w:color w:val="000000"/>
-                <w:sz w:val="22"/>
-                <w:szCs w:val="22"/>
-              </w:rPr>
-            </w:pPr>
-          </w:p>
-        </w:tc>
-        <w:tc>
-          <w:tcPr>
-            <w:tcW w:w="1072" w:type="dxa"/>
-            <w:tcBorders>
-              <w:top w:val="nil"/>
-              <w:left w:val="nil"/>
-              <w:bottom w:val="single" w:sz="8" w:space="0" w:color="auto"/>
-              <w:right w:val="nil"/>
-            </w:tcBorders>
-            <w:vAlign w:val="center"/>
-          </w:tcPr>
-          <w:p>
-            <w:pPr>
-              <w:jc w:val="center"/>
-              <w:rPr>
-                <w:rFonts w:ascii="Segoe UI Light" w:hAnsi="Segoe UI Light" w:cs="Segoe UI Light"/>
-                <w:color w:val="000000"/>
-                <w:sz w:val="22"/>
-                <w:szCs w:val="22"/>
-              </w:rPr>
-            </w:pPr>
-            <w:r>
-              <w:rPr>
-                <w:rFonts w:ascii="Segoe UI Light" w:hAnsi="Segoe UI Light" w:cs="Segoe UI Light"/>
-                <w:color w:val="000000"/>
-                <w:sz w:val="22"/>
-                <w:szCs w:val="22"/>
-              </w:rPr>
-              <w:t>9</w:t>
-            </w:r>
-            <w:r>
-              <w:rPr>
-                <w:rFonts w:ascii="Segoe UI Light" w:hAnsi="Segoe UI Light" w:cs="Segoe UI Light"/>
-                <w:color w:val="000000"/>
-                <w:sz w:val="22"/>
-                <w:szCs w:val="22"/>
-              </w:rPr>
-              <w:t>-Oct</w:t>
-            </w:r>
-          </w:p>
-        </w:tc>
-        <w:tc>
-          <w:tcPr>
-            <w:tcW w:w="780" w:type="dxa"/>
-            <w:tcBorders>
-              <w:top w:val="nil"/>
-              <w:left w:val="nil"/>
-              <w:bottom w:val="single" w:sz="8" w:space="0" w:color="auto"/>
-              <w:right w:val="nil"/>
-            </w:tcBorders>
-          </w:tcPr>
-          <w:p>
-            <w:pPr>
-              <w:jc w:val="center"/>
-              <w:rPr>
-                <w:rFonts w:ascii="Segoe UI Light" w:hAnsi="Segoe UI Light" w:cs="Segoe UI Light"/>
-                <w:color w:val="000000"/>
-                <w:sz w:val="22"/>
-                <w:szCs w:val="22"/>
-              </w:rPr>
-            </w:pPr>
-          </w:p>
-        </w:tc>
-        <w:tc>
-          <w:tcPr>
-            <w:tcW w:w="6219" w:type="dxa"/>
-            <w:tcBorders>
-              <w:top w:val="nil"/>
-              <w:left w:val="nil"/>
-              <w:bottom w:val="single" w:sz="8" w:space="0" w:color="auto"/>
-              <w:right w:val="single" w:sz="8" w:space="0" w:color="auto"/>
-            </w:tcBorders>
-            <w:vAlign w:val="center"/>
-          </w:tcPr>
-          <w:p>
-            <w:pPr>
-              <w:jc w:val="both"/>
-              <w:rPr>
-                <w:rFonts w:ascii="Segoe UI Light" w:hAnsi="Segoe UI Light" w:cs="Segoe UI Light"/>
-                <w:color w:val="000000"/>
-                <w:sz w:val="22"/>
-                <w:szCs w:val="22"/>
-              </w:rPr>
-            </w:pPr>
-            <w:r>
-              <w:rPr>
-                <w:rFonts w:ascii="Segoe UI Light" w:hAnsi="Segoe UI Light" w:cs="Segoe UI Light"/>
-                <w:color w:val="0070C0"/>
-                <w:sz w:val="22"/>
-                <w:szCs w:val="22"/>
-              </w:rPr>
-              <w:t>Assignment 4 due (10 p.m.)</w:t>
+                <w:color w:val="70AD47" w:themeColor="accent6"/>
+              </w:rPr>
+              <w:t xml:space="preserve">(No class, Self-Study, Video </w:t>
+            </w:r>
+            <w:r>
+              <w:rPr>
+                <w:rFonts w:ascii="Segoe UI Light" w:hAnsi="Segoe UI Light" w:cs="Segoe UI Light"/>
+                <w:b/>
+                <w:bCs/>
+                <w:color w:val="70AD47" w:themeColor="accent6"/>
+              </w:rPr>
+              <w:t>Recording</w:t>
+            </w:r>
+            <w:r>
+              <w:rPr>
+                <w:rFonts w:ascii="Segoe UI Light" w:hAnsi="Segoe UI Light" w:cs="Segoe UI Light"/>
+                <w:b/>
+                <w:bCs/>
+                <w:color w:val="70AD47" w:themeColor="accent6"/>
+              </w:rPr>
+              <w:t>)</w:t>
             </w:r>
           </w:p>
         </w:tc>
@@ -4920,8 +5009,7 @@
               <w:bottom w:val="single" w:sz="8" w:space="0" w:color="auto"/>
               <w:right w:val="nil"/>
             </w:tcBorders>
-            <w:vAlign w:val="bottom"/>
-            <w:hideMark/>
+            <w:vAlign w:val="center"/>
           </w:tcPr>
           <w:p>
             <w:pPr>
@@ -4944,7 +5032,6 @@
               <w:right w:val="nil"/>
             </w:tcBorders>
             <w:vAlign w:val="center"/>
-            <w:hideMark/>
           </w:tcPr>
           <w:p>
             <w:pPr>
@@ -4963,7 +5050,7 @@
                 <w:sz w:val="22"/>
                 <w:szCs w:val="22"/>
               </w:rPr>
-              <w:t>8-Oct</w:t>
+              <w:t>9-Oct</w:t>
             </w:r>
           </w:p>
         </w:tc>
@@ -4987,15 +5074,6 @@
                 <w:szCs w:val="22"/>
               </w:rPr>
             </w:pPr>
-            <w:r>
-              <w:rPr>
-                <w:rFonts w:ascii="Segoe UI Light" w:hAnsi="Segoe UI Light" w:cs="Segoe UI Light"/>
-                <w:color w:val="000000"/>
-                <w:sz w:val="22"/>
-                <w:szCs w:val="22"/>
-              </w:rPr>
-              <w:t>12</w:t>
-            </w:r>
           </w:p>
         </w:tc>
         <w:tc>
@@ -5008,7 +5086,6 @@
               <w:right w:val="single" w:sz="8" w:space="0" w:color="auto"/>
             </w:tcBorders>
             <w:vAlign w:val="center"/>
-            <w:hideMark/>
           </w:tcPr>
           <w:p>
             <w:pPr>
@@ -5023,49 +5100,11 @@
             <w:r>
               <w:rPr>
                 <w:rFonts w:ascii="Segoe UI Light" w:hAnsi="Segoe UI Light" w:cs="Segoe UI Light"/>
-                <w:color w:val="000000"/>
-                <w:sz w:val="22"/>
-                <w:szCs w:val="22"/>
-              </w:rPr>
-              <w:t>Data analysis with randomized experiment</w:t>
-            </w:r>
-          </w:p>
-          <w:p>
-            <w:pPr>
-              <w:jc w:val="both"/>
-              <w:rPr>
-                <w:rFonts w:ascii="Segoe UI Light" w:hAnsi="Segoe UI Light" w:cs="Segoe UI Light"/>
-                <w:color w:val="000000"/>
-                <w:sz w:val="22"/>
-                <w:szCs w:val="22"/>
-              </w:rPr>
-            </w:pPr>
-            <w:r>
-              <w:rPr>
-                <w:rFonts w:ascii="Segoe UI Light" w:hAnsi="Segoe UI Light" w:cs="Segoe UI Light"/>
-                <w:b/>
-                <w:bCs/>
-                <w:color w:val="70AD47" w:themeColor="accent6"/>
-              </w:rPr>
-              <w:t xml:space="preserve">(No class, Self-Study, Video </w:t>
-            </w:r>
-            <w:r>
-              <w:rPr>
-                <w:rFonts w:ascii="Segoe UI Light" w:hAnsi="Segoe UI Light" w:cs="Segoe UI Light"/>
-                <w:b/>
-                <w:bCs/>
-                <w:color w:val="70AD47" w:themeColor="accent6"/>
-              </w:rPr>
-              <w:t>Recording</w:t>
-            </w:r>
-            <w:r>
-              <w:rPr>
-                <w:rFonts w:ascii="Segoe UI Light" w:hAnsi="Segoe UI Light" w:cs="Segoe UI Light"/>
-                <w:b/>
-                <w:bCs/>
-                <w:color w:val="70AD47" w:themeColor="accent6"/>
-              </w:rPr>
-              <w:t>)</w:t>
+                <w:color w:val="0070C0"/>
+                <w:sz w:val="22"/>
+                <w:szCs w:val="22"/>
+              </w:rPr>
+              <w:t>Assignment 4 due (10 p.m.)</w:t>
             </w:r>
           </w:p>
         </w:tc>
@@ -7096,8 +7135,19 @@
                 <w:sz w:val="22"/>
                 <w:szCs w:val="22"/>
               </w:rPr>
-              <w:t>Advanced Github</w:t>
-            </w:r>
+              <w:t xml:space="preserve">Advanced </w:t>
+            </w:r>
+            <w:proofErr w:type="spellStart"/>
+            <w:r>
+              <w:rPr>
+                <w:rFonts w:ascii="Segoe UI Light" w:hAnsi="Segoe UI Light" w:cs="Segoe UI Light"/>
+                <w:color w:val="000000"/>
+                <w:sz w:val="22"/>
+                <w:szCs w:val="22"/>
+              </w:rPr>
+              <w:t>Github</w:t>
+            </w:r>
+            <w:proofErr w:type="spellEnd"/>
           </w:p>
         </w:tc>
       </w:tr>
@@ -7160,25 +7210,7 @@
                 <w:sz w:val="22"/>
                 <w:szCs w:val="22"/>
               </w:rPr>
-              <w:t>2</w:t>
-            </w:r>
-            <w:r>
-              <w:rPr>
-                <w:rFonts w:ascii="Segoe UI Light" w:hAnsi="Segoe UI Light" w:cs="Segoe UI Light"/>
-                <w:color w:val="0070C0"/>
-                <w:sz w:val="22"/>
-                <w:szCs w:val="22"/>
-              </w:rPr>
-              <w:t>1</w:t>
-            </w:r>
-            <w:r>
-              <w:rPr>
-                <w:rFonts w:ascii="Segoe UI Light" w:hAnsi="Segoe UI Light" w:cs="Segoe UI Light"/>
-                <w:color w:val="0070C0"/>
-                <w:sz w:val="22"/>
-                <w:szCs w:val="22"/>
-              </w:rPr>
-              <w:t>-Nov</w:t>
+              <w:t>21-Nov</w:t>
             </w:r>
           </w:p>
         </w:tc>
@@ -7732,16 +7764,7 @@
                 <w:sz w:val="22"/>
                 <w:szCs w:val="22"/>
               </w:rPr>
-              <w:t>1</w:t>
-            </w:r>
-            <w:r>
-              <w:rPr>
-                <w:rFonts w:ascii="Segoe UI Light" w:hAnsi="Segoe UI Light" w:cs="Segoe UI Light"/>
-                <w:color w:val="000000"/>
-                <w:sz w:val="22"/>
-                <w:szCs w:val="22"/>
-              </w:rPr>
-              <w:t>-Dec</w:t>
+              <w:t>1-Dec</w:t>
             </w:r>
           </w:p>
         </w:tc>
@@ -7899,16 +7922,7 @@
                 <w:sz w:val="22"/>
                 <w:szCs w:val="22"/>
               </w:rPr>
-              <w:t>3</w:t>
-            </w:r>
-            <w:r>
-              <w:rPr>
-                <w:rFonts w:ascii="Segoe UI Light" w:hAnsi="Segoe UI Light" w:cs="Segoe UI Light"/>
-                <w:color w:val="000000"/>
-                <w:sz w:val="22"/>
-                <w:szCs w:val="22"/>
-              </w:rPr>
-              <w:t>-Dec</w:t>
+              <w:t>3-Dec</w:t>
             </w:r>
           </w:p>
         </w:tc>
@@ -8048,16 +8062,7 @@
                 <w:sz w:val="22"/>
                 <w:szCs w:val="22"/>
               </w:rPr>
-              <w:t>8</w:t>
-            </w:r>
-            <w:r>
-              <w:rPr>
-                <w:rFonts w:ascii="Segoe UI Light" w:hAnsi="Segoe UI Light" w:cs="Segoe UI Light"/>
-                <w:color w:val="000000"/>
-                <w:sz w:val="22"/>
-                <w:szCs w:val="22"/>
-              </w:rPr>
-              <w:t>-Dec</w:t>
+              <w:t>8-Dec</w:t>
             </w:r>
           </w:p>
         </w:tc>
